--- a/swh/docx/008.content.docx
+++ b/swh/docx/008.content.docx
@@ -441,79 +441,55 @@
           <w:lang w:val="sw_KE" w:bidi="sw_KE"/>
         </w:rPr>
       </w:r>
-      <w:hyperlink r:id="rId13">
-        <w:r>
-          <w:rPr>
-            <w:lang w:val="sw_KE" w:bidi="sw_KE"/>
-          </w:rPr>
-          <w:rPr>
-            <w:color w:val="0000EE"/>
-            <w:u w:val="single"/>
-          </w:rPr>
-          <w:t>Danieli 8:15–17</w:t>
-        </w:r>
-      </w:hyperlink>
-    </w:p>
-    <w:p>
-      <w:pPr>
-        <w:pStyle w:val="ListBullet"/>
-        <w:spacing w:line="240" w:lineRule="auto"/>
-        <w:ind w:left="720"/>
-      </w:pPr>
-      <w:r>
-        <w:rPr>
-          <w:lang w:val="sw_KE" w:bidi="sw_KE"/>
-        </w:rPr>
+      <w:r>
+        <w:rPr>
+          <w:lang w:val="sw_KE" w:bidi="sw_KE"/>
+        </w:rPr>
+        <w:t>Danieli 8:15–17</w:t>
+      </w:r>
+    </w:p>
+    <w:p>
+      <w:pPr>
+        <w:pStyle w:val="ListBullet"/>
+        <w:spacing w:line="240" w:lineRule="auto"/>
+        <w:ind w:left="720"/>
+      </w:pPr>
+      <w:r>
+        <w:rPr>
+          <w:lang w:val="sw_KE" w:bidi="sw_KE"/>
+        </w:rPr>
+      </w:r>
+      <w:r>
+        <w:rPr>
+          <w:lang w:val="sw_KE" w:bidi="sw_KE"/>
+        </w:rPr>
+        <w:t>Danieli 9:21</w:t>
         <w:br/>
       </w:r>
-      <w:hyperlink r:id="rId14">
-        <w:r>
-          <w:rPr>
-            <w:lang w:val="sw_KE" w:bidi="sw_KE"/>
-          </w:rPr>
-          <w:rPr>
-            <w:color w:val="0000EE"/>
-            <w:u w:val="single"/>
-          </w:rPr>
-          <w:t>Danieli 9:21</w:t>
-        </w:r>
-      </w:hyperlink>
-      <w:hyperlink r:id="rId15">
-        <w:r>
-          <w:rPr>
-            <w:lang w:val="sw_KE" w:bidi="sw_KE"/>
-          </w:rPr>
-          <w:rPr>
-            <w:color w:val="0000EE"/>
-            <w:u w:val="single"/>
-          </w:rPr>
-          <w:t>Luka 1:19</w:t>
-        </w:r>
-      </w:hyperlink>
-    </w:p>
-    <w:p>
-      <w:pPr>
-        <w:pStyle w:val="ListBullet"/>
-        <w:spacing w:line="240" w:lineRule="auto"/>
-        <w:ind w:left="720"/>
-      </w:pPr>
-      <w:r>
-        <w:rPr>
-          <w:lang w:val="sw_KE" w:bidi="sw_KE"/>
-        </w:rPr>
-      </w:r>
-      <w:hyperlink r:id="rId16">
-        <w:r>
-          <w:rPr>
-            <w:lang w:val="sw_KE" w:bidi="sw_KE"/>
-          </w:rPr>
-          <w:rPr>
-            <w:color w:val="0000EE"/>
-            <w:u w:val="single"/>
-          </w:rPr>
-          <w:t>Luka 1:26</w:t>
-        </w:r>
-      </w:hyperlink>
+      <w:r>
+        <w:rPr>
+          <w:lang w:val="sw_KE" w:bidi="sw_KE"/>
+        </w:rPr>
+        <w:t>Luka 1:19</w:t>
+      </w:r>
+    </w:p>
+    <w:p>
+      <w:pPr>
+        <w:pStyle w:val="ListBullet"/>
+        <w:spacing w:line="240" w:lineRule="auto"/>
+        <w:ind w:left="720"/>
+      </w:pPr>
+      <w:r>
+        <w:rPr>
+          <w:lang w:val="sw_KE" w:bidi="sw_KE"/>
+        </w:rPr>
+      </w:r>
+      <w:r>
+        <w:rPr>
+          <w:lang w:val="sw_KE" w:bidi="sw_KE"/>
+        </w:rPr>
+        <w:t>Luka 1:26</w:t>
+      </w:r>
     </w:p>
     <w:p>
       <w:pPr>
@@ -761,114 +737,84 @@
           <w:lang w:val="sw_KE" w:bidi="sw_KE"/>
         </w:rPr>
       </w:r>
-      <w:hyperlink r:id="rId17">
-        <w:r>
-          <w:rPr>
-            <w:lang w:val="sw_KE" w:bidi="sw_KE"/>
-          </w:rPr>
-          <w:rPr>
-            <w:color w:val="0000EE"/>
-            <w:u w:val="single"/>
-          </w:rPr>
-          <w:t>1 Mambo ya Nyakati 5:18</w:t>
-        </w:r>
-      </w:hyperlink>
-    </w:p>
-    <w:p>
-      <w:pPr>
-        <w:pStyle w:val="ListBullet"/>
-        <w:spacing w:line="240" w:lineRule="auto"/>
-        <w:ind w:left="720"/>
-      </w:pPr>
-      <w:r>
-        <w:rPr>
-          <w:lang w:val="sw_KE" w:bidi="sw_KE"/>
-        </w:rPr>
-      </w:r>
-      <w:hyperlink r:id="rId18">
-        <w:r>
-          <w:rPr>
-            <w:lang w:val="sw_KE" w:bidi="sw_KE"/>
-          </w:rPr>
-          <w:rPr>
-            <w:color w:val="0000EE"/>
-            <w:u w:val="single"/>
-          </w:rPr>
-          <w:t>Kutoka 1:1–5</w:t>
-        </w:r>
-      </w:hyperlink>
-    </w:p>
-    <w:p>
-      <w:pPr>
-        <w:pStyle w:val="ListBullet"/>
-        <w:spacing w:line="240" w:lineRule="auto"/>
-        <w:ind w:left="720"/>
-      </w:pPr>
-      <w:r>
-        <w:rPr>
-          <w:lang w:val="sw_KE" w:bidi="sw_KE"/>
-        </w:rPr>
-      </w:r>
-      <w:hyperlink r:id="rId19">
-        <w:r>
-          <w:rPr>
-            <w:lang w:val="sw_KE" w:bidi="sw_KE"/>
-          </w:rPr>
-          <w:rPr>
-            <w:color w:val="0000EE"/>
-            <w:u w:val="single"/>
-          </w:rPr>
-          <w:t>Mwanzo 30:11</w:t>
-        </w:r>
-      </w:hyperlink>
-    </w:p>
-    <w:p>
-      <w:pPr>
-        <w:pStyle w:val="ListBullet"/>
-        <w:spacing w:line="240" w:lineRule="auto"/>
-        <w:ind w:left="720"/>
-      </w:pPr>
-      <w:r>
-        <w:rPr>
-          <w:lang w:val="sw_KE" w:bidi="sw_KE"/>
-        </w:rPr>
-      </w:r>
-      <w:hyperlink r:id="rId20">
-        <w:r>
-          <w:rPr>
-            <w:lang w:val="sw_KE" w:bidi="sw_KE"/>
-          </w:rPr>
-          <w:rPr>
-            <w:color w:val="0000EE"/>
-            <w:u w:val="single"/>
-          </w:rPr>
-          <w:t>Yoshua 1:12</w:t>
-        </w:r>
-      </w:hyperlink>
-    </w:p>
-    <w:p>
-      <w:pPr>
-        <w:pStyle w:val="ListBullet"/>
-        <w:spacing w:line="240" w:lineRule="auto"/>
-        <w:ind w:left="720"/>
-      </w:pPr>
-      <w:r>
-        <w:rPr>
-          <w:lang w:val="sw_KE" w:bidi="sw_KE"/>
-        </w:rPr>
-      </w:r>
-      <w:hyperlink r:id="rId21">
-        <w:r>
-          <w:rPr>
-            <w:lang w:val="sw_KE" w:bidi="sw_KE"/>
-          </w:rPr>
-          <w:rPr>
-            <w:color w:val="0000EE"/>
-            <w:u w:val="single"/>
-          </w:rPr>
-          <w:t>Yoshua 21:38</w:t>
-        </w:r>
-      </w:hyperlink>
+      <w:r>
+        <w:rPr>
+          <w:lang w:val="sw_KE" w:bidi="sw_KE"/>
+        </w:rPr>
+        <w:t>1 Mambo ya Nyakati 5:18</w:t>
+      </w:r>
+    </w:p>
+    <w:p>
+      <w:pPr>
+        <w:pStyle w:val="ListBullet"/>
+        <w:spacing w:line="240" w:lineRule="auto"/>
+        <w:ind w:left="720"/>
+      </w:pPr>
+      <w:r>
+        <w:rPr>
+          <w:lang w:val="sw_KE" w:bidi="sw_KE"/>
+        </w:rPr>
+      </w:r>
+      <w:r>
+        <w:rPr>
+          <w:lang w:val="sw_KE" w:bidi="sw_KE"/>
+        </w:rPr>
+        <w:t>Kutoka 1:1–5</w:t>
+      </w:r>
+    </w:p>
+    <w:p>
+      <w:pPr>
+        <w:pStyle w:val="ListBullet"/>
+        <w:spacing w:line="240" w:lineRule="auto"/>
+        <w:ind w:left="720"/>
+      </w:pPr>
+      <w:r>
+        <w:rPr>
+          <w:lang w:val="sw_KE" w:bidi="sw_KE"/>
+        </w:rPr>
+      </w:r>
+      <w:r>
+        <w:rPr>
+          <w:lang w:val="sw_KE" w:bidi="sw_KE"/>
+        </w:rPr>
+        <w:t>Mwanzo 30:11</w:t>
+      </w:r>
+    </w:p>
+    <w:p>
+      <w:pPr>
+        <w:pStyle w:val="ListBullet"/>
+        <w:spacing w:line="240" w:lineRule="auto"/>
+        <w:ind w:left="720"/>
+      </w:pPr>
+      <w:r>
+        <w:rPr>
+          <w:lang w:val="sw_KE" w:bidi="sw_KE"/>
+        </w:rPr>
+      </w:r>
+      <w:r>
+        <w:rPr>
+          <w:lang w:val="sw_KE" w:bidi="sw_KE"/>
+        </w:rPr>
+        <w:t>Yoshua 1:12</w:t>
+      </w:r>
+    </w:p>
+    <w:p>
+      <w:pPr>
+        <w:pStyle w:val="ListBullet"/>
+        <w:spacing w:line="240" w:lineRule="auto"/>
+        <w:ind w:left="720"/>
+      </w:pPr>
+      <w:r>
+        <w:rPr>
+          <w:lang w:val="sw_KE" w:bidi="sw_KE"/>
+        </w:rPr>
+      </w:r>
+      <w:r>
+        <w:rPr>
+          <w:lang w:val="sw_KE" w:bidi="sw_KE"/>
+        </w:rPr>
+        <w:t>Yoshua 21:38</w:t>
+      </w:r>
     </w:p>
     <w:p>
       <w:pPr>
@@ -1152,114 +1098,84 @@
           <w:lang w:val="sw_KE" w:bidi="sw_KE"/>
         </w:rPr>
       </w:r>
-      <w:hyperlink r:id="rId22">
-        <w:r>
-          <w:rPr>
-            <w:lang w:val="sw_KE" w:bidi="sw_KE"/>
-          </w:rPr>
-          <w:rPr>
-            <w:color w:val="0000EE"/>
-            <w:u w:val="single"/>
-          </w:rPr>
-          <w:t>1 Wakorintho 16:1–2</w:t>
-        </w:r>
-      </w:hyperlink>
-    </w:p>
-    <w:p>
-      <w:pPr>
-        <w:pStyle w:val="ListBullet"/>
-        <w:spacing w:line="240" w:lineRule="auto"/>
-        <w:ind w:left="720"/>
-      </w:pPr>
-      <w:r>
-        <w:rPr>
-          <w:lang w:val="sw_KE" w:bidi="sw_KE"/>
-        </w:rPr>
-      </w:r>
-      <w:hyperlink r:id="rId23">
-        <w:r>
-          <w:rPr>
-            <w:lang w:val="sw_KE" w:bidi="sw_KE"/>
-          </w:rPr>
-          <w:rPr>
-            <w:color w:val="0000EE"/>
-            <w:u w:val="single"/>
-          </w:rPr>
-          <w:t>1 Petro 1:1–2</w:t>
-        </w:r>
-      </w:hyperlink>
-    </w:p>
-    <w:p>
-      <w:pPr>
-        <w:pStyle w:val="ListBullet"/>
-        <w:spacing w:line="240" w:lineRule="auto"/>
-        <w:ind w:left="720"/>
-      </w:pPr>
-      <w:r>
-        <w:rPr>
-          <w:lang w:val="sw_KE" w:bidi="sw_KE"/>
-        </w:rPr>
-      </w:r>
-      <w:hyperlink r:id="rId24">
-        <w:r>
-          <w:rPr>
-            <w:lang w:val="sw_KE" w:bidi="sw_KE"/>
-          </w:rPr>
-          <w:rPr>
-            <w:color w:val="0000EE"/>
-            <w:u w:val="single"/>
-          </w:rPr>
-          <w:t>2 Timotheo 4:9–10</w:t>
-        </w:r>
-      </w:hyperlink>
-    </w:p>
-    <w:p>
-      <w:pPr>
-        <w:pStyle w:val="ListBullet"/>
-        <w:spacing w:line="240" w:lineRule="auto"/>
-        <w:ind w:left="720"/>
-      </w:pPr>
-      <w:r>
-        <w:rPr>
-          <w:lang w:val="sw_KE" w:bidi="sw_KE"/>
-        </w:rPr>
-      </w:r>
-      <w:hyperlink r:id="rId25">
-        <w:r>
-          <w:rPr>
-            <w:lang w:val="sw_KE" w:bidi="sw_KE"/>
-          </w:rPr>
-          <w:rPr>
-            <w:color w:val="0000EE"/>
-            <w:u w:val="single"/>
-          </w:rPr>
-          <w:t>Matendo 16:6–8</w:t>
-        </w:r>
-      </w:hyperlink>
-    </w:p>
-    <w:p>
-      <w:pPr>
-        <w:pStyle w:val="ListBullet"/>
-        <w:spacing w:line="240" w:lineRule="auto"/>
-        <w:ind w:left="720"/>
-      </w:pPr>
-      <w:r>
-        <w:rPr>
-          <w:lang w:val="sw_KE" w:bidi="sw_KE"/>
-        </w:rPr>
-      </w:r>
-      <w:hyperlink r:id="rId26">
-        <w:r>
-          <w:rPr>
-            <w:lang w:val="sw_KE" w:bidi="sw_KE"/>
-          </w:rPr>
-          <w:rPr>
-            <w:color w:val="0000EE"/>
-            <w:u w:val="single"/>
-          </w:rPr>
-          <w:t>Wagalatia 1:1</w:t>
-        </w:r>
-      </w:hyperlink>
+      <w:r>
+        <w:rPr>
+          <w:lang w:val="sw_KE" w:bidi="sw_KE"/>
+        </w:rPr>
+        <w:t>1 Wakorintho 16:1–2</w:t>
+      </w:r>
+    </w:p>
+    <w:p>
+      <w:pPr>
+        <w:pStyle w:val="ListBullet"/>
+        <w:spacing w:line="240" w:lineRule="auto"/>
+        <w:ind w:left="720"/>
+      </w:pPr>
+      <w:r>
+        <w:rPr>
+          <w:lang w:val="sw_KE" w:bidi="sw_KE"/>
+        </w:rPr>
+      </w:r>
+      <w:r>
+        <w:rPr>
+          <w:lang w:val="sw_KE" w:bidi="sw_KE"/>
+        </w:rPr>
+        <w:t>1 Petro 1:1–2</w:t>
+      </w:r>
+    </w:p>
+    <w:p>
+      <w:pPr>
+        <w:pStyle w:val="ListBullet"/>
+        <w:spacing w:line="240" w:lineRule="auto"/>
+        <w:ind w:left="720"/>
+      </w:pPr>
+      <w:r>
+        <w:rPr>
+          <w:lang w:val="sw_KE" w:bidi="sw_KE"/>
+        </w:rPr>
+      </w:r>
+      <w:r>
+        <w:rPr>
+          <w:lang w:val="sw_KE" w:bidi="sw_KE"/>
+        </w:rPr>
+        <w:t>2 Timotheo 4:9–10</w:t>
+      </w:r>
+    </w:p>
+    <w:p>
+      <w:pPr>
+        <w:pStyle w:val="ListBullet"/>
+        <w:spacing w:line="240" w:lineRule="auto"/>
+        <w:ind w:left="720"/>
+      </w:pPr>
+      <w:r>
+        <w:rPr>
+          <w:lang w:val="sw_KE" w:bidi="sw_KE"/>
+        </w:rPr>
+      </w:r>
+      <w:r>
+        <w:rPr>
+          <w:lang w:val="sw_KE" w:bidi="sw_KE"/>
+        </w:rPr>
+        <w:t>Matendo 16:6–8</w:t>
+      </w:r>
+    </w:p>
+    <w:p>
+      <w:pPr>
+        <w:pStyle w:val="ListBullet"/>
+        <w:spacing w:line="240" w:lineRule="auto"/>
+        <w:ind w:left="720"/>
+      </w:pPr>
+      <w:r>
+        <w:rPr>
+          <w:lang w:val="sw_KE" w:bidi="sw_KE"/>
+        </w:rPr>
+      </w:r>
+      <w:r>
+        <w:rPr>
+          <w:lang w:val="sw_KE" w:bidi="sw_KE"/>
+        </w:rPr>
+        <w:t>Wagalatia 1:1</w:t>
+      </w:r>
     </w:p>
     <w:p>
       <w:pPr>
@@ -1493,186 +1409,138 @@
           <w:lang w:val="sw_KE" w:bidi="sw_KE"/>
         </w:rPr>
       </w:r>
-      <w:hyperlink r:id="rId27">
-        <w:r>
-          <w:rPr>
-            <w:lang w:val="sw_KE" w:bidi="sw_KE"/>
-          </w:rPr>
-          <w:rPr>
-            <w:color w:val="0000EE"/>
-            <w:u w:val="single"/>
-          </w:rPr>
-          <w:t>Matendo 9:32</w:t>
-        </w:r>
-      </w:hyperlink>
-    </w:p>
-    <w:p>
-      <w:pPr>
-        <w:pStyle w:val="ListBullet"/>
-        <w:spacing w:line="240" w:lineRule="auto"/>
-        <w:ind w:left="720"/>
-      </w:pPr>
-      <w:r>
-        <w:rPr>
-          <w:lang w:val="sw_KE" w:bidi="sw_KE"/>
-        </w:rPr>
-      </w:r>
-      <w:hyperlink r:id="rId28">
-        <w:r>
-          <w:rPr>
-            <w:lang w:val="sw_KE" w:bidi="sw_KE"/>
-          </w:rPr>
-          <w:rPr>
-            <w:color w:val="0000EE"/>
-            <w:u w:val="single"/>
-          </w:rPr>
-          <w:t>Matendo 13:31</w:t>
-        </w:r>
-      </w:hyperlink>
-    </w:p>
-    <w:p>
-      <w:pPr>
-        <w:pStyle w:val="ListBullet"/>
-        <w:spacing w:line="240" w:lineRule="auto"/>
-        <w:ind w:left="720"/>
-      </w:pPr>
-      <w:r>
-        <w:rPr>
-          <w:lang w:val="sw_KE" w:bidi="sw_KE"/>
-        </w:rPr>
-      </w:r>
-      <w:hyperlink r:id="rId29">
-        <w:r>
-          <w:rPr>
-            <w:lang w:val="sw_KE" w:bidi="sw_KE"/>
-          </w:rPr>
-          <w:rPr>
-            <w:color w:val="0000EE"/>
-            <w:u w:val="single"/>
-          </w:rPr>
-          <w:t>Yohana 2:1–2</w:t>
-        </w:r>
-      </w:hyperlink>
-    </w:p>
-    <w:p>
-      <w:pPr>
-        <w:pStyle w:val="ListBullet"/>
-        <w:spacing w:line="240" w:lineRule="auto"/>
-        <w:ind w:left="720"/>
-      </w:pPr>
-      <w:r>
-        <w:rPr>
-          <w:lang w:val="sw_KE" w:bidi="sw_KE"/>
-        </w:rPr>
-      </w:r>
-      <w:hyperlink r:id="rId30">
-        <w:r>
-          <w:rPr>
-            <w:lang w:val="sw_KE" w:bidi="sw_KE"/>
-          </w:rPr>
-          <w:rPr>
-            <w:color w:val="0000EE"/>
-            <w:u w:val="single"/>
-          </w:rPr>
-          <w:t>Yohana 4:3</w:t>
-        </w:r>
-      </w:hyperlink>
-    </w:p>
-    <w:p>
-      <w:pPr>
-        <w:pStyle w:val="ListBullet"/>
-        <w:spacing w:line="240" w:lineRule="auto"/>
-        <w:ind w:left="720"/>
-      </w:pPr>
-      <w:r>
-        <w:rPr>
-          <w:lang w:val="sw_KE" w:bidi="sw_KE"/>
-        </w:rPr>
-      </w:r>
-      <w:hyperlink r:id="rId31">
-        <w:r>
-          <w:rPr>
-            <w:lang w:val="sw_KE" w:bidi="sw_KE"/>
-          </w:rPr>
-          <w:rPr>
-            <w:color w:val="0000EE"/>
-            <w:u w:val="single"/>
-          </w:rPr>
-          <w:t>Luka 13:3</w:t>
-        </w:r>
-      </w:hyperlink>
-    </w:p>
-    <w:p>
-      <w:pPr>
-        <w:pStyle w:val="ListBullet"/>
-        <w:spacing w:line="240" w:lineRule="auto"/>
-        <w:ind w:left="720"/>
-      </w:pPr>
-      <w:r>
-        <w:rPr>
-          <w:lang w:val="sw_KE" w:bidi="sw_KE"/>
-        </w:rPr>
-      </w:r>
-      <w:hyperlink r:id="rId32">
-        <w:r>
-          <w:rPr>
-            <w:lang w:val="sw_KE" w:bidi="sw_KE"/>
-          </w:rPr>
-          <w:rPr>
-            <w:color w:val="0000EE"/>
-            <w:u w:val="single"/>
-          </w:rPr>
-          <w:t>Marko 3:7</w:t>
-        </w:r>
-      </w:hyperlink>
-    </w:p>
-    <w:p>
-      <w:pPr>
-        <w:pStyle w:val="ListBullet"/>
-        <w:spacing w:line="240" w:lineRule="auto"/>
-        <w:ind w:left="720"/>
-      </w:pPr>
-      <w:r>
-        <w:rPr>
-          <w:lang w:val="sw_KE" w:bidi="sw_KE"/>
-        </w:rPr>
-      </w:r>
-      <w:hyperlink r:id="rId33">
-        <w:r>
-          <w:rPr>
-            <w:lang w:val="sw_KE" w:bidi="sw_KE"/>
-          </w:rPr>
-          <w:rPr>
-            <w:color w:val="0000EE"/>
-            <w:u w:val="single"/>
-          </w:rPr>
-          <w:t>Mathayo 2:22–23</w:t>
-        </w:r>
-      </w:hyperlink>
-    </w:p>
-    <w:p>
-      <w:pPr>
-        <w:pStyle w:val="ListBullet"/>
-        <w:spacing w:line="240" w:lineRule="auto"/>
-        <w:ind w:left="720"/>
-      </w:pPr>
-      <w:r>
-        <w:rPr>
-          <w:lang w:val="sw_KE" w:bidi="sw_KE"/>
-        </w:rPr>
-      </w:r>
-      <w:hyperlink r:id="rId34">
-        <w:r>
-          <w:rPr>
-            <w:lang w:val="sw_KE" w:bidi="sw_KE"/>
-          </w:rPr>
-          <w:rPr>
-            <w:color w:val="0000EE"/>
-            <w:u w:val="single"/>
-          </w:rPr>
-          <w:t>Mathayo 3:13–15</w:t>
-        </w:r>
-      </w:hyperlink>
+      <w:r>
+        <w:rPr>
+          <w:lang w:val="sw_KE" w:bidi="sw_KE"/>
+        </w:rPr>
+        <w:t>Matendo 9:32</w:t>
+      </w:r>
+    </w:p>
+    <w:p>
+      <w:pPr>
+        <w:pStyle w:val="ListBullet"/>
+        <w:spacing w:line="240" w:lineRule="auto"/>
+        <w:ind w:left="720"/>
+      </w:pPr>
+      <w:r>
+        <w:rPr>
+          <w:lang w:val="sw_KE" w:bidi="sw_KE"/>
+        </w:rPr>
+      </w:r>
+      <w:r>
+        <w:rPr>
+          <w:lang w:val="sw_KE" w:bidi="sw_KE"/>
+        </w:rPr>
+        <w:t>Matendo 13:31</w:t>
+      </w:r>
+    </w:p>
+    <w:p>
+      <w:pPr>
+        <w:pStyle w:val="ListBullet"/>
+        <w:spacing w:line="240" w:lineRule="auto"/>
+        <w:ind w:left="720"/>
+      </w:pPr>
+      <w:r>
+        <w:rPr>
+          <w:lang w:val="sw_KE" w:bidi="sw_KE"/>
+        </w:rPr>
+      </w:r>
+      <w:r>
+        <w:rPr>
+          <w:lang w:val="sw_KE" w:bidi="sw_KE"/>
+        </w:rPr>
+        <w:t>Yohana 2:1–2</w:t>
+      </w:r>
+    </w:p>
+    <w:p>
+      <w:pPr>
+        <w:pStyle w:val="ListBullet"/>
+        <w:spacing w:line="240" w:lineRule="auto"/>
+        <w:ind w:left="720"/>
+      </w:pPr>
+      <w:r>
+        <w:rPr>
+          <w:lang w:val="sw_KE" w:bidi="sw_KE"/>
+        </w:rPr>
+      </w:r>
+      <w:r>
+        <w:rPr>
+          <w:lang w:val="sw_KE" w:bidi="sw_KE"/>
+        </w:rPr>
+        <w:t>Yohana 4:3</w:t>
+      </w:r>
+    </w:p>
+    <w:p>
+      <w:pPr>
+        <w:pStyle w:val="ListBullet"/>
+        <w:spacing w:line="240" w:lineRule="auto"/>
+        <w:ind w:left="720"/>
+      </w:pPr>
+      <w:r>
+        <w:rPr>
+          <w:lang w:val="sw_KE" w:bidi="sw_KE"/>
+        </w:rPr>
+      </w:r>
+      <w:r>
+        <w:rPr>
+          <w:lang w:val="sw_KE" w:bidi="sw_KE"/>
+        </w:rPr>
+        <w:t>Luka 13:3</w:t>
+      </w:r>
+    </w:p>
+    <w:p>
+      <w:pPr>
+        <w:pStyle w:val="ListBullet"/>
+        <w:spacing w:line="240" w:lineRule="auto"/>
+        <w:ind w:left="720"/>
+      </w:pPr>
+      <w:r>
+        <w:rPr>
+          <w:lang w:val="sw_KE" w:bidi="sw_KE"/>
+        </w:rPr>
+      </w:r>
+      <w:r>
+        <w:rPr>
+          <w:lang w:val="sw_KE" w:bidi="sw_KE"/>
+        </w:rPr>
+        <w:t>Marko 3:7</w:t>
+      </w:r>
+    </w:p>
+    <w:p>
+      <w:pPr>
+        <w:pStyle w:val="ListBullet"/>
+        <w:spacing w:line="240" w:lineRule="auto"/>
+        <w:ind w:left="720"/>
+      </w:pPr>
+      <w:r>
+        <w:rPr>
+          <w:lang w:val="sw_KE" w:bidi="sw_KE"/>
+        </w:rPr>
+      </w:r>
+      <w:r>
+        <w:rPr>
+          <w:lang w:val="sw_KE" w:bidi="sw_KE"/>
+        </w:rPr>
+        <w:t>Mathayo 2:22–23</w:t>
+      </w:r>
+    </w:p>
+    <w:p>
+      <w:pPr>
+        <w:pStyle w:val="ListBullet"/>
+        <w:spacing w:line="240" w:lineRule="auto"/>
+        <w:ind w:left="720"/>
+      </w:pPr>
+      <w:r>
+        <w:rPr>
+          <w:lang w:val="sw_KE" w:bidi="sw_KE"/>
+        </w:rPr>
+      </w:r>
+      <w:r>
+        <w:rPr>
+          <w:lang w:val="sw_KE" w:bidi="sw_KE"/>
+        </w:rPr>
+        <w:t>Mathayo 3:13–15</w:t>
+      </w:r>
     </w:p>
     <w:p>
       <w:pPr>
@@ -2053,162 +1921,120 @@
           <w:lang w:val="sw_KE" w:bidi="sw_KE"/>
         </w:rPr>
       </w:r>
-      <w:hyperlink r:id="rId35">
-        <w:r>
-          <w:rPr>
-            <w:lang w:val="sw_KE" w:bidi="sw_KE"/>
-          </w:rPr>
-          <w:rPr>
-            <w:color w:val="0000EE"/>
-            <w:u w:val="single"/>
-          </w:rPr>
-          <w:t>1 Wafalme 9:22</w:t>
-        </w:r>
-      </w:hyperlink>
-    </w:p>
-    <w:p>
-      <w:pPr>
-        <w:pStyle w:val="ListBullet"/>
-        <w:spacing w:line="240" w:lineRule="auto"/>
-        <w:ind w:left="720"/>
-      </w:pPr>
-      <w:r>
-        <w:rPr>
-          <w:lang w:val="sw_KE" w:bidi="sw_KE"/>
-        </w:rPr>
-      </w:r>
-      <w:hyperlink r:id="rId36">
-        <w:r>
-          <w:rPr>
-            <w:lang w:val="sw_KE" w:bidi="sw_KE"/>
-          </w:rPr>
-          <w:rPr>
-            <w:color w:val="0000EE"/>
-            <w:u w:val="single"/>
-          </w:rPr>
-          <w:t>2 Mambo ya Nyakati 18:28–30</w:t>
-        </w:r>
-      </w:hyperlink>
-    </w:p>
-    <w:p>
-      <w:pPr>
-        <w:pStyle w:val="ListBullet"/>
-        <w:spacing w:line="240" w:lineRule="auto"/>
-        <w:ind w:left="720"/>
-      </w:pPr>
-      <w:r>
-        <w:rPr>
-          <w:lang w:val="sw_KE" w:bidi="sw_KE"/>
-        </w:rPr>
-      </w:r>
-      <w:hyperlink r:id="rId37">
-        <w:r>
-          <w:rPr>
-            <w:lang w:val="sw_KE" w:bidi="sw_KE"/>
-          </w:rPr>
-          <w:rPr>
-            <w:color w:val="0000EE"/>
-            <w:u w:val="single"/>
-          </w:rPr>
-          <w:t>Matendo 8:29</w:t>
-        </w:r>
-      </w:hyperlink>
-    </w:p>
-    <w:p>
-      <w:pPr>
-        <w:pStyle w:val="ListBullet"/>
-        <w:spacing w:line="240" w:lineRule="auto"/>
-        <w:ind w:left="720"/>
-      </w:pPr>
-      <w:r>
-        <w:rPr>
-          <w:lang w:val="sw_KE" w:bidi="sw_KE"/>
-        </w:rPr>
-      </w:r>
-      <w:hyperlink r:id="rId38">
-        <w:r>
-          <w:rPr>
-            <w:lang w:val="sw_KE" w:bidi="sw_KE"/>
-          </w:rPr>
-          <w:rPr>
-            <w:color w:val="0000EE"/>
-            <w:u w:val="single"/>
-          </w:rPr>
-          <w:t>Matendo 8:38</w:t>
-        </w:r>
-      </w:hyperlink>
-    </w:p>
-    <w:p>
-      <w:pPr>
-        <w:pStyle w:val="ListBullet"/>
-        <w:spacing w:line="240" w:lineRule="auto"/>
-        <w:ind w:left="720"/>
-      </w:pPr>
-      <w:r>
-        <w:rPr>
-          <w:lang w:val="sw_KE" w:bidi="sw_KE"/>
-        </w:rPr>
-      </w:r>
-      <w:hyperlink r:id="rId39">
-        <w:r>
-          <w:rPr>
-            <w:lang w:val="sw_KE" w:bidi="sw_KE"/>
-          </w:rPr>
-          <w:rPr>
-            <w:color w:val="0000EE"/>
-            <w:u w:val="single"/>
-          </w:rPr>
-          <w:t>Danieli 11:40–41</w:t>
-        </w:r>
-      </w:hyperlink>
-    </w:p>
-    <w:p>
-      <w:pPr>
-        <w:pStyle w:val="ListBullet"/>
-        <w:spacing w:line="240" w:lineRule="auto"/>
-        <w:ind w:left="720"/>
-      </w:pPr>
-      <w:r>
-        <w:rPr>
-          <w:lang w:val="sw_KE" w:bidi="sw_KE"/>
-        </w:rPr>
-      </w:r>
-      <w:hyperlink r:id="rId40">
-        <w:r>
-          <w:rPr>
-            <w:lang w:val="sw_KE" w:bidi="sw_KE"/>
-          </w:rPr>
-          <w:rPr>
-            <w:color w:val="0000EE"/>
-            <w:u w:val="single"/>
-          </w:rPr>
-          <w:t>Kutoka 14:25</w:t>
-        </w:r>
-      </w:hyperlink>
-    </w:p>
-    <w:p>
-      <w:pPr>
-        <w:pStyle w:val="ListBullet"/>
-        <w:spacing w:line="240" w:lineRule="auto"/>
-        <w:ind w:left="720"/>
-      </w:pPr>
-      <w:r>
-        <w:rPr>
-          <w:lang w:val="sw_KE" w:bidi="sw_KE"/>
-        </w:rPr>
-      </w:r>
-      <w:hyperlink r:id="rId41">
-        <w:r>
-          <w:rPr>
-            <w:lang w:val="sw_KE" w:bidi="sw_KE"/>
-          </w:rPr>
-          <w:rPr>
-            <w:color w:val="0000EE"/>
-            <w:u w:val="single"/>
-          </w:rPr>
-          <w:t>Mwanzo 41:43</w:t>
-        </w:r>
-      </w:hyperlink>
+      <w:r>
+        <w:rPr>
+          <w:lang w:val="sw_KE" w:bidi="sw_KE"/>
+        </w:rPr>
+        <w:t>1 Wafalme 9:22</w:t>
+      </w:r>
+    </w:p>
+    <w:p>
+      <w:pPr>
+        <w:pStyle w:val="ListBullet"/>
+        <w:spacing w:line="240" w:lineRule="auto"/>
+        <w:ind w:left="720"/>
+      </w:pPr>
+      <w:r>
+        <w:rPr>
+          <w:lang w:val="sw_KE" w:bidi="sw_KE"/>
+        </w:rPr>
+      </w:r>
+      <w:r>
+        <w:rPr>
+          <w:lang w:val="sw_KE" w:bidi="sw_KE"/>
+        </w:rPr>
+        <w:t>2 Mambo ya Nyakati 18:28–30</w:t>
+      </w:r>
+    </w:p>
+    <w:p>
+      <w:pPr>
+        <w:pStyle w:val="ListBullet"/>
+        <w:spacing w:line="240" w:lineRule="auto"/>
+        <w:ind w:left="720"/>
+      </w:pPr>
+      <w:r>
+        <w:rPr>
+          <w:lang w:val="sw_KE" w:bidi="sw_KE"/>
+        </w:rPr>
+      </w:r>
+      <w:r>
+        <w:rPr>
+          <w:lang w:val="sw_KE" w:bidi="sw_KE"/>
+        </w:rPr>
+        <w:t>Matendo 8:29</w:t>
+      </w:r>
+    </w:p>
+    <w:p>
+      <w:pPr>
+        <w:pStyle w:val="ListBullet"/>
+        <w:spacing w:line="240" w:lineRule="auto"/>
+        <w:ind w:left="720"/>
+      </w:pPr>
+      <w:r>
+        <w:rPr>
+          <w:lang w:val="sw_KE" w:bidi="sw_KE"/>
+        </w:rPr>
+      </w:r>
+      <w:r>
+        <w:rPr>
+          <w:lang w:val="sw_KE" w:bidi="sw_KE"/>
+        </w:rPr>
+        <w:t>Matendo 8:38</w:t>
+      </w:r>
+    </w:p>
+    <w:p>
+      <w:pPr>
+        <w:pStyle w:val="ListBullet"/>
+        <w:spacing w:line="240" w:lineRule="auto"/>
+        <w:ind w:left="720"/>
+      </w:pPr>
+      <w:r>
+        <w:rPr>
+          <w:lang w:val="sw_KE" w:bidi="sw_KE"/>
+        </w:rPr>
+      </w:r>
+      <w:r>
+        <w:rPr>
+          <w:lang w:val="sw_KE" w:bidi="sw_KE"/>
+        </w:rPr>
+        <w:t>Danieli 11:40–41</w:t>
+      </w:r>
+    </w:p>
+    <w:p>
+      <w:pPr>
+        <w:pStyle w:val="ListBullet"/>
+        <w:spacing w:line="240" w:lineRule="auto"/>
+        <w:ind w:left="720"/>
+      </w:pPr>
+      <w:r>
+        <w:rPr>
+          <w:lang w:val="sw_KE" w:bidi="sw_KE"/>
+        </w:rPr>
+      </w:r>
+      <w:r>
+        <w:rPr>
+          <w:lang w:val="sw_KE" w:bidi="sw_KE"/>
+        </w:rPr>
+        <w:t>Kutoka 14:25</w:t>
+      </w:r>
+    </w:p>
+    <w:p>
+      <w:pPr>
+        <w:pStyle w:val="ListBullet"/>
+        <w:spacing w:line="240" w:lineRule="auto"/>
+        <w:ind w:left="720"/>
+      </w:pPr>
+      <w:r>
+        <w:rPr>
+          <w:lang w:val="sw_KE" w:bidi="sw_KE"/>
+        </w:rPr>
+      </w:r>
+      <w:r>
+        <w:rPr>
+          <w:lang w:val="sw_KE" w:bidi="sw_KE"/>
+        </w:rPr>
+        <w:t>Mwanzo 41:43</w:t>
+      </w:r>
     </w:p>
     <w:p>
       <w:pPr>
@@ -2522,80 +2348,56 @@
         <w:rPr>
           <w:lang w:val="sw_KE" w:bidi="sw_KE"/>
         </w:rPr>
+      </w:r>
+      <w:r>
+        <w:rPr>
+          <w:lang w:val="sw_KE" w:bidi="sw_KE"/>
+        </w:rPr>
+        <w:t>1 Wafalme 2:39</w:t>
         <w:br/>
       </w:r>
-      <w:hyperlink r:id="rId42">
-        <w:r>
-          <w:rPr>
-            <w:lang w:val="sw_KE" w:bidi="sw_KE"/>
-          </w:rPr>
-          <w:rPr>
-            <w:color w:val="0000EE"/>
-            <w:u w:val="single"/>
-          </w:rPr>
-          <w:t>1 Wafalme 2:39</w:t>
-        </w:r>
-      </w:hyperlink>
-      <w:hyperlink r:id="rId43">
-        <w:r>
-          <w:rPr>
-            <w:lang w:val="sw_KE" w:bidi="sw_KE"/>
-          </w:rPr>
-          <w:rPr>
-            <w:color w:val="0000EE"/>
-            <w:u w:val="single"/>
-          </w:rPr>
-          <w:t>1 Samweli 5:8–9</w:t>
-        </w:r>
-      </w:hyperlink>
-    </w:p>
-    <w:p>
-      <w:pPr>
-        <w:pStyle w:val="ListBullet"/>
-        <w:spacing w:line="240" w:lineRule="auto"/>
-        <w:ind w:left="720"/>
-      </w:pPr>
-      <w:r>
-        <w:rPr>
-          <w:lang w:val="sw_KE" w:bidi="sw_KE"/>
-        </w:rPr>
-      </w:r>
-      <w:hyperlink r:id="rId44">
-        <w:r>
-          <w:rPr>
-            <w:lang w:val="sw_KE" w:bidi="sw_KE"/>
-          </w:rPr>
-          <w:rPr>
-            <w:color w:val="0000EE"/>
-            <w:u w:val="single"/>
-          </w:rPr>
-          <w:t>2 Mambo ya Nyakati 26:6–8</w:t>
-        </w:r>
-      </w:hyperlink>
-    </w:p>
-    <w:p>
-      <w:pPr>
-        <w:pStyle w:val="ListBullet"/>
-        <w:spacing w:line="240" w:lineRule="auto"/>
-        <w:ind w:left="720"/>
-      </w:pPr>
-      <w:r>
-        <w:rPr>
-          <w:lang w:val="sw_KE" w:bidi="sw_KE"/>
-        </w:rPr>
-      </w:r>
-      <w:hyperlink r:id="rId45">
-        <w:r>
-          <w:rPr>
-            <w:lang w:val="sw_KE" w:bidi="sw_KE"/>
-          </w:rPr>
-          <w:rPr>
-            <w:color w:val="0000EE"/>
-            <w:u w:val="single"/>
-          </w:rPr>
-          <w:t>Yoshua 11:21–22</w:t>
-        </w:r>
-      </w:hyperlink>
+      <w:r>
+        <w:rPr>
+          <w:lang w:val="sw_KE" w:bidi="sw_KE"/>
+        </w:rPr>
+        <w:t>1 Samweli 5:8–9</w:t>
+      </w:r>
+    </w:p>
+    <w:p>
+      <w:pPr>
+        <w:pStyle w:val="ListBullet"/>
+        <w:spacing w:line="240" w:lineRule="auto"/>
+        <w:ind w:left="720"/>
+      </w:pPr>
+      <w:r>
+        <w:rPr>
+          <w:lang w:val="sw_KE" w:bidi="sw_KE"/>
+        </w:rPr>
+      </w:r>
+      <w:r>
+        <w:rPr>
+          <w:lang w:val="sw_KE" w:bidi="sw_KE"/>
+        </w:rPr>
+        <w:t>2 Mambo ya Nyakati 26:6–8</w:t>
+      </w:r>
+    </w:p>
+    <w:p>
+      <w:pPr>
+        <w:pStyle w:val="ListBullet"/>
+        <w:spacing w:line="240" w:lineRule="auto"/>
+        <w:ind w:left="720"/>
+      </w:pPr>
+      <w:r>
+        <w:rPr>
+          <w:lang w:val="sw_KE" w:bidi="sw_KE"/>
+        </w:rPr>
+      </w:r>
+      <w:r>
+        <w:rPr>
+          <w:lang w:val="sw_KE" w:bidi="sw_KE"/>
+        </w:rPr>
+        <w:t>Yoshua 11:21–22</w:t>
+      </w:r>
     </w:p>
     <w:p>
       <w:pPr>
@@ -2948,138 +2750,102 @@
           <w:lang w:val="sw_KE" w:bidi="sw_KE"/>
         </w:rPr>
       </w:r>
-      <w:hyperlink r:id="rId46">
-        <w:r>
-          <w:rPr>
-            <w:lang w:val="sw_KE" w:bidi="sw_KE"/>
-          </w:rPr>
-          <w:rPr>
-            <w:color w:val="0000EE"/>
-            <w:u w:val="single"/>
-          </w:rPr>
-          <w:t>Matendo 7:9–10</w:t>
-        </w:r>
-      </w:hyperlink>
-    </w:p>
-    <w:p>
-      <w:pPr>
-        <w:pStyle w:val="ListBullet"/>
-        <w:spacing w:line="240" w:lineRule="auto"/>
-        <w:ind w:left="720"/>
-      </w:pPr>
-      <w:r>
-        <w:rPr>
-          <w:lang w:val="sw_KE" w:bidi="sw_KE"/>
-        </w:rPr>
-      </w:r>
-      <w:hyperlink r:id="rId47">
-        <w:r>
-          <w:rPr>
-            <w:lang w:val="sw_KE" w:bidi="sw_KE"/>
-          </w:rPr>
-          <w:rPr>
-            <w:color w:val="0000EE"/>
-            <w:u w:val="single"/>
-          </w:rPr>
-          <w:t>Matendo 23:22</w:t>
-        </w:r>
-      </w:hyperlink>
-    </w:p>
-    <w:p>
-      <w:pPr>
-        <w:pStyle w:val="ListBullet"/>
-        <w:spacing w:line="240" w:lineRule="auto"/>
-        <w:ind w:left="720"/>
-      </w:pPr>
-      <w:r>
-        <w:rPr>
-          <w:lang w:val="sw_KE" w:bidi="sw_KE"/>
-        </w:rPr>
-      </w:r>
-      <w:hyperlink r:id="rId48">
-        <w:r>
-          <w:rPr>
-            <w:lang w:val="sw_KE" w:bidi="sw_KE"/>
-          </w:rPr>
-          <w:rPr>
-            <w:color w:val="0000EE"/>
-            <w:u w:val="single"/>
-          </w:rPr>
-          <w:t>Matendo 26:30</w:t>
-        </w:r>
-      </w:hyperlink>
-    </w:p>
-    <w:p>
-      <w:pPr>
-        <w:pStyle w:val="ListBullet"/>
-        <w:spacing w:line="240" w:lineRule="auto"/>
-        <w:ind w:left="720"/>
-      </w:pPr>
-      <w:r>
-        <w:rPr>
-          <w:lang w:val="sw_KE" w:bidi="sw_KE"/>
-        </w:rPr>
-      </w:r>
-      <w:hyperlink r:id="rId49">
-        <w:r>
-          <w:rPr>
-            <w:lang w:val="sw_KE" w:bidi="sw_KE"/>
-          </w:rPr>
-          <w:rPr>
-            <w:color w:val="0000EE"/>
-            <w:u w:val="single"/>
-          </w:rPr>
-          <w:t>Marko 13:9–10</w:t>
-        </w:r>
-      </w:hyperlink>
-    </w:p>
-    <w:p>
-      <w:pPr>
-        <w:pStyle w:val="ListBullet"/>
-        <w:spacing w:line="240" w:lineRule="auto"/>
-        <w:ind w:left="720"/>
-      </w:pPr>
-      <w:r>
-        <w:rPr>
-          <w:lang w:val="sw_KE" w:bidi="sw_KE"/>
-        </w:rPr>
-      </w:r>
-      <w:hyperlink r:id="rId50">
-        <w:r>
-          <w:rPr>
-            <w:lang w:val="sw_KE" w:bidi="sw_KE"/>
-          </w:rPr>
-          <w:rPr>
-            <w:color w:val="0000EE"/>
-            <w:u w:val="single"/>
-          </w:rPr>
-          <w:t>Mathayo 10:18</w:t>
-        </w:r>
-      </w:hyperlink>
-    </w:p>
-    <w:p>
-      <w:pPr>
-        <w:pStyle w:val="ListBullet"/>
-        <w:spacing w:line="240" w:lineRule="auto"/>
-        <w:ind w:left="720"/>
-      </w:pPr>
-      <w:r>
-        <w:rPr>
-          <w:lang w:val="sw_KE" w:bidi="sw_KE"/>
-        </w:rPr>
-      </w:r>
-      <w:hyperlink r:id="rId51">
-        <w:r>
-          <w:rPr>
-            <w:lang w:val="sw_KE" w:bidi="sw_KE"/>
-          </w:rPr>
-          <w:rPr>
-            <w:color w:val="0000EE"/>
-            <w:u w:val="single"/>
-          </w:rPr>
-          <w:t>Mathayo 27:1–2</w:t>
-        </w:r>
-      </w:hyperlink>
+      <w:r>
+        <w:rPr>
+          <w:lang w:val="sw_KE" w:bidi="sw_KE"/>
+        </w:rPr>
+        <w:t>Matendo 7:9–10</w:t>
+      </w:r>
+    </w:p>
+    <w:p>
+      <w:pPr>
+        <w:pStyle w:val="ListBullet"/>
+        <w:spacing w:line="240" w:lineRule="auto"/>
+        <w:ind w:left="720"/>
+      </w:pPr>
+      <w:r>
+        <w:rPr>
+          <w:lang w:val="sw_KE" w:bidi="sw_KE"/>
+        </w:rPr>
+      </w:r>
+      <w:r>
+        <w:rPr>
+          <w:lang w:val="sw_KE" w:bidi="sw_KE"/>
+        </w:rPr>
+        <w:t>Matendo 23:22</w:t>
+      </w:r>
+    </w:p>
+    <w:p>
+      <w:pPr>
+        <w:pStyle w:val="ListBullet"/>
+        <w:spacing w:line="240" w:lineRule="auto"/>
+        <w:ind w:left="720"/>
+      </w:pPr>
+      <w:r>
+        <w:rPr>
+          <w:lang w:val="sw_KE" w:bidi="sw_KE"/>
+        </w:rPr>
+      </w:r>
+      <w:r>
+        <w:rPr>
+          <w:lang w:val="sw_KE" w:bidi="sw_KE"/>
+        </w:rPr>
+        <w:t>Matendo 26:30</w:t>
+      </w:r>
+    </w:p>
+    <w:p>
+      <w:pPr>
+        <w:pStyle w:val="ListBullet"/>
+        <w:spacing w:line="240" w:lineRule="auto"/>
+        <w:ind w:left="720"/>
+      </w:pPr>
+      <w:r>
+        <w:rPr>
+          <w:lang w:val="sw_KE" w:bidi="sw_KE"/>
+        </w:rPr>
+      </w:r>
+      <w:r>
+        <w:rPr>
+          <w:lang w:val="sw_KE" w:bidi="sw_KE"/>
+        </w:rPr>
+        <w:t>Marko 13:9–10</w:t>
+      </w:r>
+    </w:p>
+    <w:p>
+      <w:pPr>
+        <w:pStyle w:val="ListBullet"/>
+        <w:spacing w:line="240" w:lineRule="auto"/>
+        <w:ind w:left="720"/>
+      </w:pPr>
+      <w:r>
+        <w:rPr>
+          <w:lang w:val="sw_KE" w:bidi="sw_KE"/>
+        </w:rPr>
+      </w:r>
+      <w:r>
+        <w:rPr>
+          <w:lang w:val="sw_KE" w:bidi="sw_KE"/>
+        </w:rPr>
+        <w:t>Mathayo 10:18</w:t>
+      </w:r>
+    </w:p>
+    <w:p>
+      <w:pPr>
+        <w:pStyle w:val="ListBullet"/>
+        <w:spacing w:line="240" w:lineRule="auto"/>
+        <w:ind w:left="720"/>
+      </w:pPr>
+      <w:r>
+        <w:rPr>
+          <w:lang w:val="sw_KE" w:bidi="sw_KE"/>
+        </w:rPr>
+      </w:r>
+      <w:r>
+        <w:rPr>
+          <w:lang w:val="sw_KE" w:bidi="sw_KE"/>
+        </w:rPr>
+        <w:t>Mathayo 27:1–2</w:t>
+      </w:r>
     </w:p>
     <w:p>
       <w:pPr>
@@ -3351,114 +3117,84 @@
           <w:lang w:val="sw_KE" w:bidi="sw_KE"/>
         </w:rPr>
       </w:r>
-      <w:hyperlink r:id="rId52">
-        <w:r>
-          <w:rPr>
-            <w:lang w:val="sw_KE" w:bidi="sw_KE"/>
-          </w:rPr>
-          <w:rPr>
-            <w:color w:val="0000EE"/>
-            <w:u w:val="single"/>
-          </w:rPr>
-          <w:t>1 Wafalme 4:24–25</w:t>
-        </w:r>
-      </w:hyperlink>
-    </w:p>
-    <w:p>
-      <w:pPr>
-        <w:pStyle w:val="ListBullet"/>
-        <w:spacing w:line="240" w:lineRule="auto"/>
-        <w:ind w:left="720"/>
-      </w:pPr>
-      <w:r>
-        <w:rPr>
-          <w:lang w:val="sw_KE" w:bidi="sw_KE"/>
-        </w:rPr>
-      </w:r>
-      <w:hyperlink r:id="rId53">
-        <w:r>
-          <w:rPr>
-            <w:lang w:val="sw_KE" w:bidi="sw_KE"/>
-          </w:rPr>
-          <w:rPr>
-            <w:color w:val="0000EE"/>
-            <w:u w:val="single"/>
-          </w:rPr>
-          <w:t>Matendo 8:26</w:t>
-        </w:r>
-      </w:hyperlink>
-    </w:p>
-    <w:p>
-      <w:pPr>
-        <w:pStyle w:val="ListBullet"/>
-        <w:spacing w:line="240" w:lineRule="auto"/>
-        <w:ind w:left="720"/>
-      </w:pPr>
-      <w:r>
-        <w:rPr>
-          <w:lang w:val="sw_KE" w:bidi="sw_KE"/>
-        </w:rPr>
-      </w:r>
-      <w:hyperlink r:id="rId54">
-        <w:r>
-          <w:rPr>
-            <w:lang w:val="sw_KE" w:bidi="sw_KE"/>
-          </w:rPr>
-          <w:rPr>
-            <w:color w:val="0000EE"/>
-            <w:u w:val="single"/>
-          </w:rPr>
-          <w:t>Mwanzo 10:19</w:t>
-        </w:r>
-      </w:hyperlink>
-    </w:p>
-    <w:p>
-      <w:pPr>
-        <w:pStyle w:val="ListBullet"/>
-        <w:spacing w:line="240" w:lineRule="auto"/>
-        <w:ind w:left="720"/>
-      </w:pPr>
-      <w:r>
-        <w:rPr>
-          <w:lang w:val="sw_KE" w:bidi="sw_KE"/>
-        </w:rPr>
-      </w:r>
-      <w:hyperlink r:id="rId55">
-        <w:r>
-          <w:rPr>
-            <w:lang w:val="sw_KE" w:bidi="sw_KE"/>
-          </w:rPr>
-          <w:rPr>
-            <w:color w:val="0000EE"/>
-            <w:u w:val="single"/>
-          </w:rPr>
-          <w:t>Yoshua 10:40–41</w:t>
-        </w:r>
-      </w:hyperlink>
-    </w:p>
-    <w:p>
-      <w:pPr>
-        <w:pStyle w:val="ListBullet"/>
-        <w:spacing w:line="240" w:lineRule="auto"/>
-        <w:ind w:left="720"/>
-      </w:pPr>
-      <w:r>
-        <w:rPr>
-          <w:lang w:val="sw_KE" w:bidi="sw_KE"/>
-        </w:rPr>
-      </w:r>
-      <w:hyperlink r:id="rId56">
-        <w:r>
-          <w:rPr>
-            <w:lang w:val="sw_KE" w:bidi="sw_KE"/>
-          </w:rPr>
-          <w:rPr>
-            <w:color w:val="0000EE"/>
-            <w:u w:val="single"/>
-          </w:rPr>
-          <w:t>Waamuzi 6:3–4</w:t>
-        </w:r>
-      </w:hyperlink>
+      <w:r>
+        <w:rPr>
+          <w:lang w:val="sw_KE" w:bidi="sw_KE"/>
+        </w:rPr>
+        <w:t>1 Wafalme 4:24–25</w:t>
+      </w:r>
+    </w:p>
+    <w:p>
+      <w:pPr>
+        <w:pStyle w:val="ListBullet"/>
+        <w:spacing w:line="240" w:lineRule="auto"/>
+        <w:ind w:left="720"/>
+      </w:pPr>
+      <w:r>
+        <w:rPr>
+          <w:lang w:val="sw_KE" w:bidi="sw_KE"/>
+        </w:rPr>
+      </w:r>
+      <w:r>
+        <w:rPr>
+          <w:lang w:val="sw_KE" w:bidi="sw_KE"/>
+        </w:rPr>
+        <w:t>Matendo 8:26</w:t>
+      </w:r>
+    </w:p>
+    <w:p>
+      <w:pPr>
+        <w:pStyle w:val="ListBullet"/>
+        <w:spacing w:line="240" w:lineRule="auto"/>
+        <w:ind w:left="720"/>
+      </w:pPr>
+      <w:r>
+        <w:rPr>
+          <w:lang w:val="sw_KE" w:bidi="sw_KE"/>
+        </w:rPr>
+      </w:r>
+      <w:r>
+        <w:rPr>
+          <w:lang w:val="sw_KE" w:bidi="sw_KE"/>
+        </w:rPr>
+        <w:t>Mwanzo 10:19</w:t>
+      </w:r>
+    </w:p>
+    <w:p>
+      <w:pPr>
+        <w:pStyle w:val="ListBullet"/>
+        <w:spacing w:line="240" w:lineRule="auto"/>
+        <w:ind w:left="720"/>
+      </w:pPr>
+      <w:r>
+        <w:rPr>
+          <w:lang w:val="sw_KE" w:bidi="sw_KE"/>
+        </w:rPr>
+      </w:r>
+      <w:r>
+        <w:rPr>
+          <w:lang w:val="sw_KE" w:bidi="sw_KE"/>
+        </w:rPr>
+        <w:t>Yoshua 10:40–41</w:t>
+      </w:r>
+    </w:p>
+    <w:p>
+      <w:pPr>
+        <w:pStyle w:val="ListBullet"/>
+        <w:spacing w:line="240" w:lineRule="auto"/>
+        <w:ind w:left="720"/>
+      </w:pPr>
+      <w:r>
+        <w:rPr>
+          <w:lang w:val="sw_KE" w:bidi="sw_KE"/>
+        </w:rPr>
+      </w:r>
+      <w:r>
+        <w:rPr>
+          <w:lang w:val="sw_KE" w:bidi="sw_KE"/>
+        </w:rPr>
+        <w:t>Waamuzi 6:3–4</w:t>
+      </w:r>
     </w:p>
     <w:p>
       <w:pPr>
@@ -3693,90 +3429,66 @@
           <w:lang w:val="sw_KE" w:bidi="sw_KE"/>
         </w:rPr>
       </w:r>
-      <w:hyperlink r:id="rId57">
-        <w:r>
-          <w:rPr>
-            <w:lang w:val="sw_KE" w:bidi="sw_KE"/>
-          </w:rPr>
-          <w:rPr>
-            <w:color w:val="0000EE"/>
-            <w:u w:val="single"/>
-          </w:rPr>
-          <w:t>2 Nyakati 14:12–13</w:t>
-        </w:r>
-      </w:hyperlink>
-    </w:p>
-    <w:p>
-      <w:pPr>
-        <w:pStyle w:val="ListBullet"/>
-        <w:spacing w:line="240" w:lineRule="auto"/>
-        <w:ind w:left="720"/>
-      </w:pPr>
-      <w:r>
-        <w:rPr>
-          <w:lang w:val="sw_KE" w:bidi="sw_KE"/>
-        </w:rPr>
-      </w:r>
-      <w:hyperlink r:id="rId58">
-        <w:r>
-          <w:rPr>
-            <w:lang w:val="sw_KE" w:bidi="sw_KE"/>
-          </w:rPr>
-          <w:rPr>
-            <w:color w:val="0000EE"/>
-            <w:u w:val="single"/>
-          </w:rPr>
-          <w:t>Mwanzo 20:1–3</w:t>
-        </w:r>
-      </w:hyperlink>
-    </w:p>
-    <w:p>
-      <w:pPr>
-        <w:pStyle w:val="ListBullet"/>
-        <w:spacing w:line="240" w:lineRule="auto"/>
-        <w:ind w:left="720"/>
-      </w:pPr>
-      <w:r>
-        <w:rPr>
-          <w:lang w:val="sw_KE" w:bidi="sw_KE"/>
-        </w:rPr>
-      </w:r>
-      <w:hyperlink r:id="rId59">
-        <w:r>
-          <w:rPr>
-            <w:lang w:val="sw_KE" w:bidi="sw_KE"/>
-          </w:rPr>
-          <w:rPr>
-            <w:color w:val="0000EE"/>
-            <w:u w:val="single"/>
-          </w:rPr>
-          <w:t>Mwanzo 26:1</w:t>
-        </w:r>
-      </w:hyperlink>
-    </w:p>
-    <w:p>
-      <w:pPr>
-        <w:pStyle w:val="ListBullet"/>
-        <w:spacing w:line="240" w:lineRule="auto"/>
-        <w:ind w:left="720"/>
-      </w:pPr>
-      <w:r>
-        <w:rPr>
-          <w:lang w:val="sw_KE" w:bidi="sw_KE"/>
-        </w:rPr>
-      </w:r>
-      <w:hyperlink r:id="rId60">
-        <w:r>
-          <w:rPr>
-            <w:lang w:val="sw_KE" w:bidi="sw_KE"/>
-          </w:rPr>
-          <w:rPr>
-            <w:color w:val="0000EE"/>
-            <w:u w:val="single"/>
-          </w:rPr>
-          <w:t>Mwanzo 26:6</w:t>
-        </w:r>
-      </w:hyperlink>
+      <w:r>
+        <w:rPr>
+          <w:lang w:val="sw_KE" w:bidi="sw_KE"/>
+        </w:rPr>
+        <w:t>2 Nyakati 14:12–13</w:t>
+      </w:r>
+    </w:p>
+    <w:p>
+      <w:pPr>
+        <w:pStyle w:val="ListBullet"/>
+        <w:spacing w:line="240" w:lineRule="auto"/>
+        <w:ind w:left="720"/>
+      </w:pPr>
+      <w:r>
+        <w:rPr>
+          <w:lang w:val="sw_KE" w:bidi="sw_KE"/>
+        </w:rPr>
+      </w:r>
+      <w:r>
+        <w:rPr>
+          <w:lang w:val="sw_KE" w:bidi="sw_KE"/>
+        </w:rPr>
+        <w:t>Mwanzo 20:1–3</w:t>
+      </w:r>
+    </w:p>
+    <w:p>
+      <w:pPr>
+        <w:pStyle w:val="ListBullet"/>
+        <w:spacing w:line="240" w:lineRule="auto"/>
+        <w:ind w:left="720"/>
+      </w:pPr>
+      <w:r>
+        <w:rPr>
+          <w:lang w:val="sw_KE" w:bidi="sw_KE"/>
+        </w:rPr>
+      </w:r>
+      <w:r>
+        <w:rPr>
+          <w:lang w:val="sw_KE" w:bidi="sw_KE"/>
+        </w:rPr>
+        <w:t>Mwanzo 26:1</w:t>
+      </w:r>
+    </w:p>
+    <w:p>
+      <w:pPr>
+        <w:pStyle w:val="ListBullet"/>
+        <w:spacing w:line="240" w:lineRule="auto"/>
+        <w:ind w:left="720"/>
+      </w:pPr>
+      <w:r>
+        <w:rPr>
+          <w:lang w:val="sw_KE" w:bidi="sw_KE"/>
+        </w:rPr>
+      </w:r>
+      <w:r>
+        <w:rPr>
+          <w:lang w:val="sw_KE" w:bidi="sw_KE"/>
+        </w:rPr>
+        <w:t>Mwanzo 26:6</w:t>
+      </w:r>
     </w:p>
     <w:p>
       <w:pPr>
@@ -3985,80 +3697,56 @@
         <w:rPr>
           <w:lang w:val="sw_KE" w:bidi="sw_KE"/>
         </w:rPr>
+      </w:r>
+      <w:r>
+        <w:rPr>
+          <w:lang w:val="sw_KE" w:bidi="sw_KE"/>
+        </w:rPr>
+        <w:t>1 Nyakati 2:23</w:t>
         <w:br/>
       </w:r>
-      <w:hyperlink r:id="rId61">
-        <w:r>
-          <w:rPr>
-            <w:lang w:val="sw_KE" w:bidi="sw_KE"/>
-          </w:rPr>
-          <w:rPr>
-            <w:color w:val="0000EE"/>
-            <w:u w:val="single"/>
-          </w:rPr>
-          <w:t>1 Nyakati 2:23</w:t>
-        </w:r>
-      </w:hyperlink>
-      <w:hyperlink r:id="rId62">
-        <w:r>
-          <w:rPr>
-            <w:lang w:val="sw_KE" w:bidi="sw_KE"/>
-          </w:rPr>
-          <w:rPr>
-            <w:color w:val="0000EE"/>
-            <w:u w:val="single"/>
-          </w:rPr>
-          <w:t>2 Samweli 3:2–3</w:t>
-        </w:r>
-      </w:hyperlink>
-    </w:p>
-    <w:p>
-      <w:pPr>
-        <w:pStyle w:val="ListBullet"/>
-        <w:spacing w:line="240" w:lineRule="auto"/>
-        <w:ind w:left="720"/>
-      </w:pPr>
-      <w:r>
-        <w:rPr>
-          <w:lang w:val="sw_KE" w:bidi="sw_KE"/>
-        </w:rPr>
-      </w:r>
-      <w:hyperlink r:id="rId63">
-        <w:r>
-          <w:rPr>
-            <w:lang w:val="sw_KE" w:bidi="sw_KE"/>
-          </w:rPr>
-          <w:rPr>
-            <w:color w:val="0000EE"/>
-            <w:u w:val="single"/>
-          </w:rPr>
-          <w:t>Kumbukumbu la Torati 3:14</w:t>
-        </w:r>
-      </w:hyperlink>
-    </w:p>
-    <w:p>
-      <w:pPr>
-        <w:pStyle w:val="ListBullet"/>
-        <w:spacing w:line="240" w:lineRule="auto"/>
-        <w:ind w:left="720"/>
-      </w:pPr>
-      <w:r>
-        <w:rPr>
-          <w:lang w:val="sw_KE" w:bidi="sw_KE"/>
-        </w:rPr>
-      </w:r>
-      <w:hyperlink r:id="rId64">
-        <w:r>
-          <w:rPr>
-            <w:lang w:val="sw_KE" w:bidi="sw_KE"/>
-          </w:rPr>
-          <w:rPr>
-            <w:color w:val="0000EE"/>
-            <w:u w:val="single"/>
-          </w:rPr>
-          <w:t>Yoshua 12:3–5</w:t>
-        </w:r>
-      </w:hyperlink>
+      <w:r>
+        <w:rPr>
+          <w:lang w:val="sw_KE" w:bidi="sw_KE"/>
+        </w:rPr>
+        <w:t>2 Samweli 3:2–3</w:t>
+      </w:r>
+    </w:p>
+    <w:p>
+      <w:pPr>
+        <w:pStyle w:val="ListBullet"/>
+        <w:spacing w:line="240" w:lineRule="auto"/>
+        <w:ind w:left="720"/>
+      </w:pPr>
+      <w:r>
+        <w:rPr>
+          <w:lang w:val="sw_KE" w:bidi="sw_KE"/>
+        </w:rPr>
+      </w:r>
+      <w:r>
+        <w:rPr>
+          <w:lang w:val="sw_KE" w:bidi="sw_KE"/>
+        </w:rPr>
+        <w:t>Kumbukumbu la Torati 3:14</w:t>
+      </w:r>
+    </w:p>
+    <w:p>
+      <w:pPr>
+        <w:pStyle w:val="ListBullet"/>
+        <w:spacing w:line="240" w:lineRule="auto"/>
+        <w:ind w:left="720"/>
+      </w:pPr>
+      <w:r>
+        <w:rPr>
+          <w:lang w:val="sw_KE" w:bidi="sw_KE"/>
+        </w:rPr>
+      </w:r>
+      <w:r>
+        <w:rPr>
+          <w:lang w:val="sw_KE" w:bidi="sw_KE"/>
+        </w:rPr>
+        <w:t>Yoshua 12:3–5</w:t>
+      </w:r>
     </w:p>
     <w:p>
       <w:pPr>
@@ -4270,42 +3958,30 @@
           <w:lang w:val="sw_KE" w:bidi="sw_KE"/>
         </w:rPr>
       </w:r>
-      <w:hyperlink r:id="rId65">
-        <w:r>
-          <w:rPr>
-            <w:lang w:val="sw_KE" w:bidi="sw_KE"/>
-          </w:rPr>
-          <w:rPr>
-            <w:color w:val="0000EE"/>
-            <w:u w:val="single"/>
-          </w:rPr>
-          <w:t>Marko 14:32</w:t>
-        </w:r>
-      </w:hyperlink>
-    </w:p>
-    <w:p>
-      <w:pPr>
-        <w:pStyle w:val="ListBullet"/>
-        <w:spacing w:line="240" w:lineRule="auto"/>
-        <w:ind w:left="720"/>
-      </w:pPr>
-      <w:r>
-        <w:rPr>
-          <w:lang w:val="sw_KE" w:bidi="sw_KE"/>
-        </w:rPr>
-      </w:r>
-      <w:hyperlink r:id="rId66">
-        <w:r>
-          <w:rPr>
-            <w:lang w:val="sw_KE" w:bidi="sw_KE"/>
-          </w:rPr>
-          <w:rPr>
-            <w:color w:val="0000EE"/>
-            <w:u w:val="single"/>
-          </w:rPr>
-          <w:t>Mathayo 26:36</w:t>
-        </w:r>
-      </w:hyperlink>
+      <w:r>
+        <w:rPr>
+          <w:lang w:val="sw_KE" w:bidi="sw_KE"/>
+        </w:rPr>
+        <w:t>Marko 14:32</w:t>
+      </w:r>
+    </w:p>
+    <w:p>
+      <w:pPr>
+        <w:pStyle w:val="ListBullet"/>
+        <w:spacing w:line="240" w:lineRule="auto"/>
+        <w:ind w:left="720"/>
+      </w:pPr>
+      <w:r>
+        <w:rPr>
+          <w:lang w:val="sw_KE" w:bidi="sw_KE"/>
+        </w:rPr>
+      </w:r>
+      <w:r>
+        <w:rPr>
+          <w:lang w:val="sw_KE" w:bidi="sw_KE"/>
+        </w:rPr>
+        <w:t>Mathayo 26:36</w:t>
+      </w:r>
     </w:p>
     <w:p>
       <w:pPr>
@@ -4569,186 +4245,138 @@
           <w:lang w:val="sw_KE" w:bidi="sw_KE"/>
         </w:rPr>
       </w:r>
-      <w:hyperlink r:id="rId67">
-        <w:r>
-          <w:rPr>
-            <w:lang w:val="sw_KE" w:bidi="sw_KE"/>
-          </w:rPr>
-          <w:rPr>
-            <w:color w:val="0000EE"/>
-            <w:u w:val="single"/>
-          </w:rPr>
-          <w:t>1 Wathesalonike 1:8–10</w:t>
-        </w:r>
-      </w:hyperlink>
-    </w:p>
-    <w:p>
-      <w:pPr>
-        <w:pStyle w:val="ListBullet"/>
-        <w:spacing w:line="240" w:lineRule="auto"/>
-        <w:ind w:left="720"/>
-      </w:pPr>
-      <w:r>
-        <w:rPr>
-          <w:lang w:val="sw_KE" w:bidi="sw_KE"/>
-        </w:rPr>
-      </w:r>
-      <w:hyperlink r:id="rId68">
-        <w:r>
-          <w:rPr>
-            <w:lang w:val="sw_KE" w:bidi="sw_KE"/>
-          </w:rPr>
-          <w:rPr>
-            <w:color w:val="0000EE"/>
-            <w:u w:val="single"/>
-          </w:rPr>
-          <w:t>1 Timotheo 2:8–10</w:t>
-        </w:r>
-      </w:hyperlink>
-    </w:p>
-    <w:p>
-      <w:pPr>
-        <w:pStyle w:val="ListBullet"/>
-        <w:spacing w:line="240" w:lineRule="auto"/>
-        <w:ind w:left="720"/>
-      </w:pPr>
-      <w:r>
-        <w:rPr>
-          <w:lang w:val="sw_KE" w:bidi="sw_KE"/>
-        </w:rPr>
-      </w:r>
-      <w:hyperlink r:id="rId69">
-        <w:r>
-          <w:rPr>
-            <w:lang w:val="sw_KE" w:bidi="sw_KE"/>
-          </w:rPr>
-          <w:rPr>
-            <w:color w:val="0000EE"/>
-            <w:u w:val="single"/>
-          </w:rPr>
-          <w:t>Luka 3:7</w:t>
-        </w:r>
-      </w:hyperlink>
-    </w:p>
-    <w:p>
-      <w:pPr>
-        <w:pStyle w:val="ListBullet"/>
-        <w:spacing w:line="240" w:lineRule="auto"/>
-        <w:ind w:left="720"/>
-      </w:pPr>
-      <w:r>
-        <w:rPr>
-          <w:lang w:val="sw_KE" w:bidi="sw_KE"/>
-        </w:rPr>
-      </w:r>
-      <w:hyperlink r:id="rId70">
-        <w:r>
-          <w:rPr>
-            <w:lang w:val="sw_KE" w:bidi="sw_KE"/>
-          </w:rPr>
-          <w:rPr>
-            <w:color w:val="0000EE"/>
-            <w:u w:val="single"/>
-          </w:rPr>
-          <w:t>Luka 21:23</w:t>
-        </w:r>
-      </w:hyperlink>
-    </w:p>
-    <w:p>
-      <w:pPr>
-        <w:pStyle w:val="ListBullet"/>
-        <w:spacing w:line="240" w:lineRule="auto"/>
-        <w:ind w:left="720"/>
-      </w:pPr>
-      <w:r>
-        <w:rPr>
-          <w:lang w:val="sw_KE" w:bidi="sw_KE"/>
-        </w:rPr>
-      </w:r>
-      <w:hyperlink r:id="rId71">
-        <w:r>
-          <w:rPr>
-            <w:lang w:val="sw_KE" w:bidi="sw_KE"/>
-          </w:rPr>
-          <w:rPr>
-            <w:color w:val="0000EE"/>
-            <w:u w:val="single"/>
-          </w:rPr>
-          <w:t>Mathayo 3:7</w:t>
-        </w:r>
-      </w:hyperlink>
-    </w:p>
-    <w:p>
-      <w:pPr>
-        <w:pStyle w:val="ListBullet"/>
-        <w:spacing w:line="240" w:lineRule="auto"/>
-        <w:ind w:left="720"/>
-      </w:pPr>
-      <w:r>
-        <w:rPr>
-          <w:lang w:val="sw_KE" w:bidi="sw_KE"/>
-        </w:rPr>
-      </w:r>
-      <w:hyperlink r:id="rId72">
-        <w:r>
-          <w:rPr>
-            <w:lang w:val="sw_KE" w:bidi="sw_KE"/>
-          </w:rPr>
-          <w:rPr>
-            <w:color w:val="0000EE"/>
-            <w:u w:val="single"/>
-          </w:rPr>
-          <w:t>Ufunuo 14:10</w:t>
-        </w:r>
-      </w:hyperlink>
-    </w:p>
-    <w:p>
-      <w:pPr>
-        <w:pStyle w:val="ListBullet"/>
-        <w:spacing w:line="240" w:lineRule="auto"/>
-        <w:ind w:left="720"/>
-      </w:pPr>
-      <w:r>
-        <w:rPr>
-          <w:lang w:val="sw_KE" w:bidi="sw_KE"/>
-        </w:rPr>
-      </w:r>
-      <w:hyperlink r:id="rId73">
-        <w:r>
-          <w:rPr>
-            <w:lang w:val="sw_KE" w:bidi="sw_KE"/>
-          </w:rPr>
-          <w:rPr>
-            <w:color w:val="0000EE"/>
-            <w:u w:val="single"/>
-          </w:rPr>
-          <w:t>Warumi 1:18</w:t>
-        </w:r>
-      </w:hyperlink>
-    </w:p>
-    <w:p>
-      <w:pPr>
-        <w:pStyle w:val="ListBullet"/>
-        <w:spacing w:line="240" w:lineRule="auto"/>
-        <w:ind w:left="720"/>
-      </w:pPr>
-      <w:r>
-        <w:rPr>
-          <w:lang w:val="sw_KE" w:bidi="sw_KE"/>
-        </w:rPr>
-      </w:r>
-      <w:hyperlink r:id="rId74">
-        <w:r>
-          <w:rPr>
-            <w:lang w:val="sw_KE" w:bidi="sw_KE"/>
-          </w:rPr>
-          <w:rPr>
-            <w:color w:val="0000EE"/>
-            <w:u w:val="single"/>
-          </w:rPr>
-          <w:t>Warumi 5:9</w:t>
-        </w:r>
-      </w:hyperlink>
+      <w:r>
+        <w:rPr>
+          <w:lang w:val="sw_KE" w:bidi="sw_KE"/>
+        </w:rPr>
+        <w:t>1 Wathesalonike 1:8–10</w:t>
+      </w:r>
+    </w:p>
+    <w:p>
+      <w:pPr>
+        <w:pStyle w:val="ListBullet"/>
+        <w:spacing w:line="240" w:lineRule="auto"/>
+        <w:ind w:left="720"/>
+      </w:pPr>
+      <w:r>
+        <w:rPr>
+          <w:lang w:val="sw_KE" w:bidi="sw_KE"/>
+        </w:rPr>
+      </w:r>
+      <w:r>
+        <w:rPr>
+          <w:lang w:val="sw_KE" w:bidi="sw_KE"/>
+        </w:rPr>
+        <w:t>1 Timotheo 2:8–10</w:t>
+      </w:r>
+    </w:p>
+    <w:p>
+      <w:pPr>
+        <w:pStyle w:val="ListBullet"/>
+        <w:spacing w:line="240" w:lineRule="auto"/>
+        <w:ind w:left="720"/>
+      </w:pPr>
+      <w:r>
+        <w:rPr>
+          <w:lang w:val="sw_KE" w:bidi="sw_KE"/>
+        </w:rPr>
+      </w:r>
+      <w:r>
+        <w:rPr>
+          <w:lang w:val="sw_KE" w:bidi="sw_KE"/>
+        </w:rPr>
+        <w:t>Luka 3:7</w:t>
+      </w:r>
+    </w:p>
+    <w:p>
+      <w:pPr>
+        <w:pStyle w:val="ListBullet"/>
+        <w:spacing w:line="240" w:lineRule="auto"/>
+        <w:ind w:left="720"/>
+      </w:pPr>
+      <w:r>
+        <w:rPr>
+          <w:lang w:val="sw_KE" w:bidi="sw_KE"/>
+        </w:rPr>
+      </w:r>
+      <w:r>
+        <w:rPr>
+          <w:lang w:val="sw_KE" w:bidi="sw_KE"/>
+        </w:rPr>
+        <w:t>Luka 21:23</w:t>
+      </w:r>
+    </w:p>
+    <w:p>
+      <w:pPr>
+        <w:pStyle w:val="ListBullet"/>
+        <w:spacing w:line="240" w:lineRule="auto"/>
+        <w:ind w:left="720"/>
+      </w:pPr>
+      <w:r>
+        <w:rPr>
+          <w:lang w:val="sw_KE" w:bidi="sw_KE"/>
+        </w:rPr>
+      </w:r>
+      <w:r>
+        <w:rPr>
+          <w:lang w:val="sw_KE" w:bidi="sw_KE"/>
+        </w:rPr>
+        <w:t>Mathayo 3:7</w:t>
+      </w:r>
+    </w:p>
+    <w:p>
+      <w:pPr>
+        <w:pStyle w:val="ListBullet"/>
+        <w:spacing w:line="240" w:lineRule="auto"/>
+        <w:ind w:left="720"/>
+      </w:pPr>
+      <w:r>
+        <w:rPr>
+          <w:lang w:val="sw_KE" w:bidi="sw_KE"/>
+        </w:rPr>
+      </w:r>
+      <w:r>
+        <w:rPr>
+          <w:lang w:val="sw_KE" w:bidi="sw_KE"/>
+        </w:rPr>
+        <w:t>Ufunuo 14:10</w:t>
+      </w:r>
+    </w:p>
+    <w:p>
+      <w:pPr>
+        <w:pStyle w:val="ListBullet"/>
+        <w:spacing w:line="240" w:lineRule="auto"/>
+        <w:ind w:left="720"/>
+      </w:pPr>
+      <w:r>
+        <w:rPr>
+          <w:lang w:val="sw_KE" w:bidi="sw_KE"/>
+        </w:rPr>
+      </w:r>
+      <w:r>
+        <w:rPr>
+          <w:lang w:val="sw_KE" w:bidi="sw_KE"/>
+        </w:rPr>
+        <w:t>Warumi 1:18</w:t>
+      </w:r>
+    </w:p>
+    <w:p>
+      <w:pPr>
+        <w:pStyle w:val="ListBullet"/>
+        <w:spacing w:line="240" w:lineRule="auto"/>
+        <w:ind w:left="720"/>
+      </w:pPr>
+      <w:r>
+        <w:rPr>
+          <w:lang w:val="sw_KE" w:bidi="sw_KE"/>
+        </w:rPr>
+      </w:r>
+      <w:r>
+        <w:rPr>
+          <w:lang w:val="sw_KE" w:bidi="sw_KE"/>
+        </w:rPr>
+        <w:t>Warumi 5:9</w:t>
+      </w:r>
     </w:p>
     <w:p>
       <w:pPr>
@@ -5030,90 +4658,66 @@
           <w:lang w:val="sw_KE" w:bidi="sw_KE"/>
         </w:rPr>
       </w:r>
-      <w:hyperlink r:id="rId75">
-        <w:r>
-          <w:rPr>
-            <w:lang w:val="sw_KE" w:bidi="sw_KE"/>
-          </w:rPr>
-          <w:rPr>
-            <w:color w:val="0000EE"/>
-            <w:u w:val="single"/>
-          </w:rPr>
-          <w:t>2 Mambo ya Nyakati 16:2–3</w:t>
-        </w:r>
-      </w:hyperlink>
-    </w:p>
-    <w:p>
-      <w:pPr>
-        <w:pStyle w:val="ListBullet"/>
-        <w:spacing w:line="240" w:lineRule="auto"/>
-        <w:ind w:left="720"/>
-      </w:pPr>
-      <w:r>
-        <w:rPr>
-          <w:lang w:val="sw_KE" w:bidi="sw_KE"/>
-        </w:rPr>
-      </w:r>
-      <w:hyperlink r:id="rId76">
-        <w:r>
-          <w:rPr>
-            <w:lang w:val="sw_KE" w:bidi="sw_KE"/>
-          </w:rPr>
-          <w:rPr>
-            <w:color w:val="0000EE"/>
-            <w:u w:val="single"/>
-          </w:rPr>
-          <w:t>Luka 3:17</w:t>
-        </w:r>
-      </w:hyperlink>
-    </w:p>
-    <w:p>
-      <w:pPr>
-        <w:pStyle w:val="ListBullet"/>
-        <w:spacing w:line="240" w:lineRule="auto"/>
-        <w:ind w:left="720"/>
-      </w:pPr>
-      <w:r>
-        <w:rPr>
-          <w:lang w:val="sw_KE" w:bidi="sw_KE"/>
-        </w:rPr>
-      </w:r>
-      <w:hyperlink r:id="rId77">
-        <w:r>
-          <w:rPr>
-            <w:lang w:val="sw_KE" w:bidi="sw_KE"/>
-          </w:rPr>
-          <w:rPr>
-            <w:color w:val="0000EE"/>
-            <w:u w:val="single"/>
-          </w:rPr>
-          <w:t>Mathayo 3:12</w:t>
-        </w:r>
-      </w:hyperlink>
-    </w:p>
-    <w:p>
-      <w:pPr>
-        <w:pStyle w:val="ListBullet"/>
-        <w:spacing w:line="240" w:lineRule="auto"/>
-        <w:ind w:left="720"/>
-      </w:pPr>
-      <w:r>
-        <w:rPr>
-          <w:lang w:val="sw_KE" w:bidi="sw_KE"/>
-        </w:rPr>
-      </w:r>
-      <w:hyperlink r:id="rId78">
-        <w:r>
-          <w:rPr>
-            <w:lang w:val="sw_KE" w:bidi="sw_KE"/>
-          </w:rPr>
-          <w:rPr>
-            <w:color w:val="0000EE"/>
-            <w:u w:val="single"/>
-          </w:rPr>
-          <w:t>Zaburi 33:7</w:t>
-        </w:r>
-      </w:hyperlink>
+      <w:r>
+        <w:rPr>
+          <w:lang w:val="sw_KE" w:bidi="sw_KE"/>
+        </w:rPr>
+        <w:t>2 Mambo ya Nyakati 16:2–3</w:t>
+      </w:r>
+    </w:p>
+    <w:p>
+      <w:pPr>
+        <w:pStyle w:val="ListBullet"/>
+        <w:spacing w:line="240" w:lineRule="auto"/>
+        <w:ind w:left="720"/>
+      </w:pPr>
+      <w:r>
+        <w:rPr>
+          <w:lang w:val="sw_KE" w:bidi="sw_KE"/>
+        </w:rPr>
+      </w:r>
+      <w:r>
+        <w:rPr>
+          <w:lang w:val="sw_KE" w:bidi="sw_KE"/>
+        </w:rPr>
+        <w:t>Luka 3:17</w:t>
+      </w:r>
+    </w:p>
+    <w:p>
+      <w:pPr>
+        <w:pStyle w:val="ListBullet"/>
+        <w:spacing w:line="240" w:lineRule="auto"/>
+        <w:ind w:left="720"/>
+      </w:pPr>
+      <w:r>
+        <w:rPr>
+          <w:lang w:val="sw_KE" w:bidi="sw_KE"/>
+        </w:rPr>
+      </w:r>
+      <w:r>
+        <w:rPr>
+          <w:lang w:val="sw_KE" w:bidi="sw_KE"/>
+        </w:rPr>
+        <w:t>Mathayo 3:12</w:t>
+      </w:r>
+    </w:p>
+    <w:p>
+      <w:pPr>
+        <w:pStyle w:val="ListBullet"/>
+        <w:spacing w:line="240" w:lineRule="auto"/>
+        <w:ind w:left="720"/>
+      </w:pPr>
+      <w:r>
+        <w:rPr>
+          <w:lang w:val="sw_KE" w:bidi="sw_KE"/>
+        </w:rPr>
+      </w:r>
+      <w:r>
+        <w:rPr>
+          <w:lang w:val="sw_KE" w:bidi="sw_KE"/>
+        </w:rPr>
+        <w:t>Zaburi 33:7</w:t>
+      </w:r>
     </w:p>
     <w:p>
       <w:pPr>
@@ -5418,138 +5022,102 @@
           <w:lang w:val="sw_KE" w:bidi="sw_KE"/>
         </w:rPr>
       </w:r>
-      <w:hyperlink r:id="rId79">
-        <w:r>
-          <w:rPr>
-            <w:lang w:val="sw_KE" w:bidi="sw_KE"/>
-          </w:rPr>
-          <w:rPr>
-            <w:color w:val="0000EE"/>
-            <w:u w:val="single"/>
-          </w:rPr>
-          <w:t>Danieli 11:10</w:t>
-        </w:r>
-      </w:hyperlink>
-    </w:p>
-    <w:p>
-      <w:pPr>
-        <w:pStyle w:val="ListBullet"/>
-        <w:spacing w:line="240" w:lineRule="auto"/>
-        <w:ind w:left="720"/>
-      </w:pPr>
-      <w:r>
-        <w:rPr>
-          <w:lang w:val="sw_KE" w:bidi="sw_KE"/>
-        </w:rPr>
-      </w:r>
-      <w:hyperlink r:id="rId80">
-        <w:r>
-          <w:rPr>
-            <w:lang w:val="sw_KE" w:bidi="sw_KE"/>
-          </w:rPr>
-          <w:rPr>
-            <w:color w:val="0000EE"/>
-            <w:u w:val="single"/>
-          </w:rPr>
-          <w:t>Mwanzo 7:6–7</w:t>
-        </w:r>
-      </w:hyperlink>
-    </w:p>
-    <w:p>
-      <w:pPr>
-        <w:pStyle w:val="ListBullet"/>
-        <w:spacing w:line="240" w:lineRule="auto"/>
-        <w:ind w:left="720"/>
-      </w:pPr>
-      <w:r>
-        <w:rPr>
-          <w:lang w:val="sw_KE" w:bidi="sw_KE"/>
-        </w:rPr>
-      </w:r>
-      <w:hyperlink r:id="rId81">
-        <w:r>
-          <w:rPr>
-            <w:lang w:val="sw_KE" w:bidi="sw_KE"/>
-          </w:rPr>
-          <w:rPr>
-            <w:color w:val="0000EE"/>
-            <w:u w:val="single"/>
-          </w:rPr>
-          <w:t>Luka 6:46–48</w:t>
-        </w:r>
-      </w:hyperlink>
-    </w:p>
-    <w:p>
-      <w:pPr>
-        <w:pStyle w:val="ListBullet"/>
-        <w:spacing w:line="240" w:lineRule="auto"/>
-        <w:ind w:left="720"/>
-      </w:pPr>
-      <w:r>
-        <w:rPr>
-          <w:lang w:val="sw_KE" w:bidi="sw_KE"/>
-        </w:rPr>
-      </w:r>
-      <w:hyperlink r:id="rId82">
-        <w:r>
-          <w:rPr>
-            <w:lang w:val="sw_KE" w:bidi="sw_KE"/>
-          </w:rPr>
-          <w:rPr>
-            <w:color w:val="0000EE"/>
-            <w:u w:val="single"/>
-          </w:rPr>
-          <w:t>Mathayo 7:24–25</w:t>
-        </w:r>
-      </w:hyperlink>
-    </w:p>
-    <w:p>
-      <w:pPr>
-        <w:pStyle w:val="ListBullet"/>
-        <w:spacing w:line="240" w:lineRule="auto"/>
-        <w:ind w:left="720"/>
-      </w:pPr>
-      <w:r>
-        <w:rPr>
-          <w:lang w:val="sw_KE" w:bidi="sw_KE"/>
-        </w:rPr>
-      </w:r>
-      <w:hyperlink r:id="rId83">
-        <w:r>
-          <w:rPr>
-            <w:lang w:val="sw_KE" w:bidi="sw_KE"/>
-          </w:rPr>
-          <w:rPr>
-            <w:color w:val="0000EE"/>
-            <w:u w:val="single"/>
-          </w:rPr>
-          <w:t>Mathayo 7:26–27</w:t>
-        </w:r>
-      </w:hyperlink>
-    </w:p>
-    <w:p>
-      <w:pPr>
-        <w:pStyle w:val="ListBullet"/>
-        <w:spacing w:line="240" w:lineRule="auto"/>
-        <w:ind w:left="720"/>
-      </w:pPr>
-      <w:r>
-        <w:rPr>
-          <w:lang w:val="sw_KE" w:bidi="sw_KE"/>
-        </w:rPr>
-      </w:r>
-      <w:hyperlink r:id="rId84">
-        <w:r>
-          <w:rPr>
-            <w:lang w:val="sw_KE" w:bidi="sw_KE"/>
-          </w:rPr>
-          <w:rPr>
-            <w:color w:val="0000EE"/>
-            <w:u w:val="single"/>
-          </w:rPr>
-          <w:t>Mathayo 24:37–39</w:t>
-        </w:r>
-      </w:hyperlink>
+      <w:r>
+        <w:rPr>
+          <w:lang w:val="sw_KE" w:bidi="sw_KE"/>
+        </w:rPr>
+        <w:t>Danieli 11:10</w:t>
+      </w:r>
+    </w:p>
+    <w:p>
+      <w:pPr>
+        <w:pStyle w:val="ListBullet"/>
+        <w:spacing w:line="240" w:lineRule="auto"/>
+        <w:ind w:left="720"/>
+      </w:pPr>
+      <w:r>
+        <w:rPr>
+          <w:lang w:val="sw_KE" w:bidi="sw_KE"/>
+        </w:rPr>
+      </w:r>
+      <w:r>
+        <w:rPr>
+          <w:lang w:val="sw_KE" w:bidi="sw_KE"/>
+        </w:rPr>
+        <w:t>Mwanzo 7:6–7</w:t>
+      </w:r>
+    </w:p>
+    <w:p>
+      <w:pPr>
+        <w:pStyle w:val="ListBullet"/>
+        <w:spacing w:line="240" w:lineRule="auto"/>
+        <w:ind w:left="720"/>
+      </w:pPr>
+      <w:r>
+        <w:rPr>
+          <w:lang w:val="sw_KE" w:bidi="sw_KE"/>
+        </w:rPr>
+      </w:r>
+      <w:r>
+        <w:rPr>
+          <w:lang w:val="sw_KE" w:bidi="sw_KE"/>
+        </w:rPr>
+        <w:t>Luka 6:46–48</w:t>
+      </w:r>
+    </w:p>
+    <w:p>
+      <w:pPr>
+        <w:pStyle w:val="ListBullet"/>
+        <w:spacing w:line="240" w:lineRule="auto"/>
+        <w:ind w:left="720"/>
+      </w:pPr>
+      <w:r>
+        <w:rPr>
+          <w:lang w:val="sw_KE" w:bidi="sw_KE"/>
+        </w:rPr>
+      </w:r>
+      <w:r>
+        <w:rPr>
+          <w:lang w:val="sw_KE" w:bidi="sw_KE"/>
+        </w:rPr>
+        <w:t>Mathayo 7:24–25</w:t>
+      </w:r>
+    </w:p>
+    <w:p>
+      <w:pPr>
+        <w:pStyle w:val="ListBullet"/>
+        <w:spacing w:line="240" w:lineRule="auto"/>
+        <w:ind w:left="720"/>
+      </w:pPr>
+      <w:r>
+        <w:rPr>
+          <w:lang w:val="sw_KE" w:bidi="sw_KE"/>
+        </w:rPr>
+      </w:r>
+      <w:r>
+        <w:rPr>
+          <w:lang w:val="sw_KE" w:bidi="sw_KE"/>
+        </w:rPr>
+        <w:t>Mathayo 7:26–27</w:t>
+      </w:r>
+    </w:p>
+    <w:p>
+      <w:pPr>
+        <w:pStyle w:val="ListBullet"/>
+        <w:spacing w:line="240" w:lineRule="auto"/>
+        <w:ind w:left="720"/>
+      </w:pPr>
+      <w:r>
+        <w:rPr>
+          <w:lang w:val="sw_KE" w:bidi="sw_KE"/>
+        </w:rPr>
+      </w:r>
+      <w:r>
+        <w:rPr>
+          <w:lang w:val="sw_KE" w:bidi="sw_KE"/>
+        </w:rPr>
+        <w:t>Mathayo 24:37–39</w:t>
+      </w:r>
     </w:p>
     <w:p>
       <w:pPr>
@@ -5761,90 +5329,66 @@
           <w:lang w:val="sw_KE" w:bidi="sw_KE"/>
         </w:rPr>
       </w:r>
-      <w:hyperlink r:id="rId85">
-        <w:r>
-          <w:rPr>
-            <w:lang w:val="sw_KE" w:bidi="sw_KE"/>
-          </w:rPr>
-          <w:rPr>
-            <w:color w:val="0000EE"/>
-            <w:u w:val="single"/>
-          </w:rPr>
-          <w:t>1 Samweli 10:26–27</w:t>
-        </w:r>
-      </w:hyperlink>
-    </w:p>
-    <w:p>
-      <w:pPr>
-        <w:pStyle w:val="ListBullet"/>
-        <w:spacing w:line="240" w:lineRule="auto"/>
-        <w:ind w:left="720"/>
-      </w:pPr>
-      <w:r>
-        <w:rPr>
-          <w:lang w:val="sw_KE" w:bidi="sw_KE"/>
-        </w:rPr>
-      </w:r>
-      <w:hyperlink r:id="rId86">
-        <w:r>
-          <w:rPr>
-            <w:lang w:val="sw_KE" w:bidi="sw_KE"/>
-          </w:rPr>
-          <w:rPr>
-            <w:color w:val="0000EE"/>
-            <w:u w:val="single"/>
-          </w:rPr>
-          <w:t>2 Samweli 21:6</w:t>
-        </w:r>
-      </w:hyperlink>
-    </w:p>
-    <w:p>
-      <w:pPr>
-        <w:pStyle w:val="ListBullet"/>
-        <w:spacing w:line="240" w:lineRule="auto"/>
-        <w:ind w:left="720"/>
-      </w:pPr>
-      <w:r>
-        <w:rPr>
-          <w:lang w:val="sw_KE" w:bidi="sw_KE"/>
-        </w:rPr>
-      </w:r>
-      <w:hyperlink r:id="rId87">
-        <w:r>
-          <w:rPr>
-            <w:lang w:val="sw_KE" w:bidi="sw_KE"/>
-          </w:rPr>
-          <w:rPr>
-            <w:color w:val="0000EE"/>
-            <w:u w:val="single"/>
-          </w:rPr>
-          <w:t>Hosea 9:9</w:t>
-        </w:r>
-      </w:hyperlink>
-    </w:p>
-    <w:p>
-      <w:pPr>
-        <w:pStyle w:val="ListBullet"/>
-        <w:spacing w:line="240" w:lineRule="auto"/>
-        <w:ind w:left="720"/>
-      </w:pPr>
-      <w:r>
-        <w:rPr>
-          <w:lang w:val="sw_KE" w:bidi="sw_KE"/>
-        </w:rPr>
-      </w:r>
-      <w:hyperlink r:id="rId88">
-        <w:r>
-          <w:rPr>
-            <w:lang w:val="sw_KE" w:bidi="sw_KE"/>
-          </w:rPr>
-          <w:rPr>
-            <w:color w:val="0000EE"/>
-            <w:u w:val="single"/>
-          </w:rPr>
-          <w:t>Waamuzi 19:12–13</w:t>
-        </w:r>
-      </w:hyperlink>
+      <w:r>
+        <w:rPr>
+          <w:lang w:val="sw_KE" w:bidi="sw_KE"/>
+        </w:rPr>
+        <w:t>1 Samweli 10:26–27</w:t>
+      </w:r>
+    </w:p>
+    <w:p>
+      <w:pPr>
+        <w:pStyle w:val="ListBullet"/>
+        <w:spacing w:line="240" w:lineRule="auto"/>
+        <w:ind w:left="720"/>
+      </w:pPr>
+      <w:r>
+        <w:rPr>
+          <w:lang w:val="sw_KE" w:bidi="sw_KE"/>
+        </w:rPr>
+      </w:r>
+      <w:r>
+        <w:rPr>
+          <w:lang w:val="sw_KE" w:bidi="sw_KE"/>
+        </w:rPr>
+        <w:t>2 Samweli 21:6</w:t>
+      </w:r>
+    </w:p>
+    <w:p>
+      <w:pPr>
+        <w:pStyle w:val="ListBullet"/>
+        <w:spacing w:line="240" w:lineRule="auto"/>
+        <w:ind w:left="720"/>
+      </w:pPr>
+      <w:r>
+        <w:rPr>
+          <w:lang w:val="sw_KE" w:bidi="sw_KE"/>
+        </w:rPr>
+      </w:r>
+      <w:r>
+        <w:rPr>
+          <w:lang w:val="sw_KE" w:bidi="sw_KE"/>
+        </w:rPr>
+        <w:t>Hosea 9:9</w:t>
+      </w:r>
+    </w:p>
+    <w:p>
+      <w:pPr>
+        <w:pStyle w:val="ListBullet"/>
+        <w:spacing w:line="240" w:lineRule="auto"/>
+        <w:ind w:left="720"/>
+      </w:pPr>
+      <w:r>
+        <w:rPr>
+          <w:lang w:val="sw_KE" w:bidi="sw_KE"/>
+        </w:rPr>
+      </w:r>
+      <w:r>
+        <w:rPr>
+          <w:lang w:val="sw_KE" w:bidi="sw_KE"/>
+        </w:rPr>
+        <w:t>Waamuzi 19:12–13</w:t>
+      </w:r>
     </w:p>
     <w:p>
       <w:pPr>
@@ -6060,90 +5604,66 @@
           <w:lang w:val="sw_KE" w:bidi="sw_KE"/>
         </w:rPr>
       </w:r>
-      <w:hyperlink r:id="rId89">
-        <w:r>
-          <w:rPr>
-            <w:lang w:val="sw_KE" w:bidi="sw_KE"/>
-          </w:rPr>
-          <w:rPr>
-            <w:color w:val="0000EE"/>
-            <w:u w:val="single"/>
-          </w:rPr>
-          <w:t>1 Mambo ya Nyakati 8:29</w:t>
-        </w:r>
-      </w:hyperlink>
-    </w:p>
-    <w:p>
-      <w:pPr>
-        <w:pStyle w:val="ListBullet"/>
-        <w:spacing w:line="240" w:lineRule="auto"/>
-        <w:ind w:left="720"/>
-      </w:pPr>
-      <w:r>
-        <w:rPr>
-          <w:lang w:val="sw_KE" w:bidi="sw_KE"/>
-        </w:rPr>
-      </w:r>
-      <w:hyperlink r:id="rId90">
-        <w:r>
-          <w:rPr>
-            <w:lang w:val="sw_KE" w:bidi="sw_KE"/>
-          </w:rPr>
-          <w:rPr>
-            <w:color w:val="0000EE"/>
-            <w:u w:val="single"/>
-          </w:rPr>
-          <w:t>1 Wafalme 3:4–5</w:t>
-        </w:r>
-      </w:hyperlink>
-    </w:p>
-    <w:p>
-      <w:pPr>
-        <w:pStyle w:val="ListBullet"/>
-        <w:spacing w:line="240" w:lineRule="auto"/>
-        <w:ind w:left="720"/>
-      </w:pPr>
-      <w:r>
-        <w:rPr>
-          <w:lang w:val="sw_KE" w:bidi="sw_KE"/>
-        </w:rPr>
-      </w:r>
-      <w:hyperlink r:id="rId91">
-        <w:r>
-          <w:rPr>
-            <w:lang w:val="sw_KE" w:bidi="sw_KE"/>
-          </w:rPr>
-          <w:rPr>
-            <w:color w:val="0000EE"/>
-            <w:u w:val="single"/>
-          </w:rPr>
-          <w:t>2 Samweli 2:12–13</w:t>
-        </w:r>
-      </w:hyperlink>
-    </w:p>
-    <w:p>
-      <w:pPr>
-        <w:pStyle w:val="ListBullet"/>
-        <w:spacing w:line="240" w:lineRule="auto"/>
-        <w:ind w:left="720"/>
-      </w:pPr>
-      <w:r>
-        <w:rPr>
-          <w:lang w:val="sw_KE" w:bidi="sw_KE"/>
-        </w:rPr>
-      </w:r>
-      <w:hyperlink r:id="rId92">
-        <w:r>
-          <w:rPr>
-            <w:lang w:val="sw_KE" w:bidi="sw_KE"/>
-          </w:rPr>
-          <w:rPr>
-            <w:color w:val="0000EE"/>
-            <w:u w:val="single"/>
-          </w:rPr>
-          <w:t>Yoshua 9:3–5</w:t>
-        </w:r>
-      </w:hyperlink>
+      <w:r>
+        <w:rPr>
+          <w:lang w:val="sw_KE" w:bidi="sw_KE"/>
+        </w:rPr>
+        <w:t>1 Mambo ya Nyakati 8:29</w:t>
+      </w:r>
+    </w:p>
+    <w:p>
+      <w:pPr>
+        <w:pStyle w:val="ListBullet"/>
+        <w:spacing w:line="240" w:lineRule="auto"/>
+        <w:ind w:left="720"/>
+      </w:pPr>
+      <w:r>
+        <w:rPr>
+          <w:lang w:val="sw_KE" w:bidi="sw_KE"/>
+        </w:rPr>
+      </w:r>
+      <w:r>
+        <w:rPr>
+          <w:lang w:val="sw_KE" w:bidi="sw_KE"/>
+        </w:rPr>
+        <w:t>1 Wafalme 3:4–5</w:t>
+      </w:r>
+    </w:p>
+    <w:p>
+      <w:pPr>
+        <w:pStyle w:val="ListBullet"/>
+        <w:spacing w:line="240" w:lineRule="auto"/>
+        <w:ind w:left="720"/>
+      </w:pPr>
+      <w:r>
+        <w:rPr>
+          <w:lang w:val="sw_KE" w:bidi="sw_KE"/>
+        </w:rPr>
+      </w:r>
+      <w:r>
+        <w:rPr>
+          <w:lang w:val="sw_KE" w:bidi="sw_KE"/>
+        </w:rPr>
+        <w:t>2 Samweli 2:12–13</w:t>
+      </w:r>
+    </w:p>
+    <w:p>
+      <w:pPr>
+        <w:pStyle w:val="ListBullet"/>
+        <w:spacing w:line="240" w:lineRule="auto"/>
+        <w:ind w:left="720"/>
+      </w:pPr>
+      <w:r>
+        <w:rPr>
+          <w:lang w:val="sw_KE" w:bidi="sw_KE"/>
+        </w:rPr>
+      </w:r>
+      <w:r>
+        <w:rPr>
+          <w:lang w:val="sw_KE" w:bidi="sw_KE"/>
+        </w:rPr>
+        <w:t>Yoshua 9:3–5</w:t>
+      </w:r>
     </w:p>
     <w:p>
       <w:pPr>
@@ -6553,79 +6073,55 @@
           <w:lang w:val="sw_KE" w:bidi="sw_KE"/>
         </w:rPr>
       </w:r>
-      <w:hyperlink r:id="rId93">
-        <w:r>
-          <w:rPr>
-            <w:lang w:val="sw_KE" w:bidi="sw_KE"/>
-          </w:rPr>
-          <w:rPr>
-            <w:color w:val="0000EE"/>
-            <w:u w:val="single"/>
-          </w:rPr>
-          <w:t>Waebrania 11:32–34</w:t>
-        </w:r>
-      </w:hyperlink>
-    </w:p>
-    <w:p>
-      <w:pPr>
-        <w:pStyle w:val="ListBullet"/>
-        <w:spacing w:line="240" w:lineRule="auto"/>
-        <w:ind w:left="720"/>
-      </w:pPr>
-      <w:r>
-        <w:rPr>
-          <w:lang w:val="sw_KE" w:bidi="sw_KE"/>
-        </w:rPr>
+      <w:r>
+        <w:rPr>
+          <w:lang w:val="sw_KE" w:bidi="sw_KE"/>
+        </w:rPr>
+        <w:t>Waebrania 11:32–34</w:t>
+      </w:r>
+    </w:p>
+    <w:p>
+      <w:pPr>
+        <w:pStyle w:val="ListBullet"/>
+        <w:spacing w:line="240" w:lineRule="auto"/>
+        <w:ind w:left="720"/>
+      </w:pPr>
+      <w:r>
+        <w:rPr>
+          <w:lang w:val="sw_KE" w:bidi="sw_KE"/>
+        </w:rPr>
+      </w:r>
+      <w:r>
+        <w:rPr>
+          <w:lang w:val="sw_KE" w:bidi="sw_KE"/>
+        </w:rPr>
+        <w:t>Waamuzi 6:11</w:t>
         <w:br/>
       </w:r>
-      <w:hyperlink r:id="rId94">
-        <w:r>
-          <w:rPr>
-            <w:lang w:val="sw_KE" w:bidi="sw_KE"/>
-          </w:rPr>
-          <w:rPr>
-            <w:color w:val="0000EE"/>
-            <w:u w:val="single"/>
-          </w:rPr>
-          <w:t>Waamuzi 6:11</w:t>
-        </w:r>
-      </w:hyperlink>
-      <w:hyperlink r:id="rId95">
-        <w:r>
-          <w:rPr>
-            <w:lang w:val="sw_KE" w:bidi="sw_KE"/>
-          </w:rPr>
-          <w:rPr>
-            <w:color w:val="0000EE"/>
-            <w:u w:val="single"/>
-          </w:rPr>
-          <w:t>Waamuzi 6:23</w:t>
-        </w:r>
-      </w:hyperlink>
-    </w:p>
-    <w:p>
-      <w:pPr>
-        <w:pStyle w:val="ListBullet"/>
-        <w:spacing w:line="240" w:lineRule="auto"/>
-        <w:ind w:left="720"/>
-      </w:pPr>
-      <w:r>
-        <w:rPr>
-          <w:lang w:val="sw_KE" w:bidi="sw_KE"/>
-        </w:rPr>
-      </w:r>
-      <w:hyperlink r:id="rId96">
-        <w:r>
-          <w:rPr>
-            <w:lang w:val="sw_KE" w:bidi="sw_KE"/>
-          </w:rPr>
-          <w:rPr>
-            <w:color w:val="0000EE"/>
-            <w:u w:val="single"/>
-          </w:rPr>
-          <w:t>Waamuzi 8:17</w:t>
-        </w:r>
-      </w:hyperlink>
+      <w:r>
+        <w:rPr>
+          <w:lang w:val="sw_KE" w:bidi="sw_KE"/>
+        </w:rPr>
+        <w:t>Waamuzi 6:23</w:t>
+      </w:r>
+    </w:p>
+    <w:p>
+      <w:pPr>
+        <w:pStyle w:val="ListBullet"/>
+        <w:spacing w:line="240" w:lineRule="auto"/>
+        <w:ind w:left="720"/>
+      </w:pPr>
+      <w:r>
+        <w:rPr>
+          <w:lang w:val="sw_KE" w:bidi="sw_KE"/>
+        </w:rPr>
+      </w:r>
+      <w:r>
+        <w:rPr>
+          <w:lang w:val="sw_KE" w:bidi="sw_KE"/>
+        </w:rPr>
+        <w:t>Waamuzi 8:17</w:t>
+      </w:r>
     </w:p>
     <w:p>
       <w:pPr>
@@ -7189,138 +6685,102 @@
           <w:lang w:val="sw_KE" w:bidi="sw_KE"/>
         </w:rPr>
       </w:r>
-      <w:hyperlink r:id="rId97">
-        <w:r>
-          <w:rPr>
-            <w:lang w:val="sw_KE" w:bidi="sw_KE"/>
-          </w:rPr>
-          <w:rPr>
-            <w:color w:val="0000EE"/>
-            <w:u w:val="single"/>
-          </w:rPr>
-          <w:t>1 Mambo ya Nyakati 2:22</w:t>
-        </w:r>
-      </w:hyperlink>
-    </w:p>
-    <w:p>
-      <w:pPr>
-        <w:pStyle w:val="ListBullet"/>
-        <w:spacing w:line="240" w:lineRule="auto"/>
-        <w:ind w:left="720"/>
-      </w:pPr>
-      <w:r>
-        <w:rPr>
-          <w:lang w:val="sw_KE" w:bidi="sw_KE"/>
-        </w:rPr>
-      </w:r>
-      <w:hyperlink r:id="rId98">
-        <w:r>
-          <w:rPr>
-            <w:lang w:val="sw_KE" w:bidi="sw_KE"/>
-          </w:rPr>
-          <w:rPr>
-            <w:color w:val="0000EE"/>
-            <w:u w:val="single"/>
-          </w:rPr>
-          <w:t>1 Samweli 11:1</w:t>
-        </w:r>
-      </w:hyperlink>
-    </w:p>
-    <w:p>
-      <w:pPr>
-        <w:pStyle w:val="ListBullet"/>
-        <w:spacing w:line="240" w:lineRule="auto"/>
-        <w:ind w:left="720"/>
-      </w:pPr>
-      <w:r>
-        <w:rPr>
-          <w:lang w:val="sw_KE" w:bidi="sw_KE"/>
-        </w:rPr>
-      </w:r>
-      <w:hyperlink r:id="rId99">
-        <w:r>
-          <w:rPr>
-            <w:lang w:val="sw_KE" w:bidi="sw_KE"/>
-          </w:rPr>
-          <w:rPr>
-            <w:color w:val="0000EE"/>
-            <w:u w:val="single"/>
-          </w:rPr>
-          <w:t>Amosi 1:3</w:t>
-        </w:r>
-      </w:hyperlink>
-    </w:p>
-    <w:p>
-      <w:pPr>
-        <w:pStyle w:val="ListBullet"/>
-        <w:spacing w:line="240" w:lineRule="auto"/>
-        <w:ind w:left="720"/>
-      </w:pPr>
-      <w:r>
-        <w:rPr>
-          <w:lang w:val="sw_KE" w:bidi="sw_KE"/>
-        </w:rPr>
-      </w:r>
-      <w:hyperlink r:id="rId100">
-        <w:r>
-          <w:rPr>
-            <w:lang w:val="sw_KE" w:bidi="sw_KE"/>
-          </w:rPr>
-          <w:rPr>
-            <w:color w:val="0000EE"/>
-            <w:u w:val="single"/>
-          </w:rPr>
-          <w:t>Kumbukumbu la Torati 2:36–37</w:t>
-        </w:r>
-      </w:hyperlink>
-    </w:p>
-    <w:p>
-      <w:pPr>
-        <w:pStyle w:val="ListBullet"/>
-        <w:spacing w:line="240" w:lineRule="auto"/>
-        <w:ind w:left="720"/>
-      </w:pPr>
-      <w:r>
-        <w:rPr>
-          <w:lang w:val="sw_KE" w:bidi="sw_KE"/>
-        </w:rPr>
-      </w:r>
-      <w:hyperlink r:id="rId101">
-        <w:r>
-          <w:rPr>
-            <w:lang w:val="sw_KE" w:bidi="sw_KE"/>
-          </w:rPr>
-          <w:rPr>
-            <w:color w:val="0000EE"/>
-            <w:u w:val="single"/>
-          </w:rPr>
-          <w:t>Mwanzo 31:21</w:t>
-        </w:r>
-      </w:hyperlink>
-    </w:p>
-    <w:p>
-      <w:pPr>
-        <w:pStyle w:val="ListBullet"/>
-        <w:spacing w:line="240" w:lineRule="auto"/>
-        <w:ind w:left="720"/>
-      </w:pPr>
-      <w:r>
-        <w:rPr>
-          <w:lang w:val="sw_KE" w:bidi="sw_KE"/>
-        </w:rPr>
-      </w:r>
-      <w:hyperlink r:id="rId102">
-        <w:r>
-          <w:rPr>
-            <w:lang w:val="sw_KE" w:bidi="sw_KE"/>
-          </w:rPr>
-          <w:rPr>
-            <w:color w:val="0000EE"/>
-            <w:u w:val="single"/>
-          </w:rPr>
-          <w:t>Mwanzo 37:25–26</w:t>
-        </w:r>
-      </w:hyperlink>
+      <w:r>
+        <w:rPr>
+          <w:lang w:val="sw_KE" w:bidi="sw_KE"/>
+        </w:rPr>
+        <w:t>1 Mambo ya Nyakati 2:22</w:t>
+      </w:r>
+    </w:p>
+    <w:p>
+      <w:pPr>
+        <w:pStyle w:val="ListBullet"/>
+        <w:spacing w:line="240" w:lineRule="auto"/>
+        <w:ind w:left="720"/>
+      </w:pPr>
+      <w:r>
+        <w:rPr>
+          <w:lang w:val="sw_KE" w:bidi="sw_KE"/>
+        </w:rPr>
+      </w:r>
+      <w:r>
+        <w:rPr>
+          <w:lang w:val="sw_KE" w:bidi="sw_KE"/>
+        </w:rPr>
+        <w:t>1 Samweli 11:1</w:t>
+      </w:r>
+    </w:p>
+    <w:p>
+      <w:pPr>
+        <w:pStyle w:val="ListBullet"/>
+        <w:spacing w:line="240" w:lineRule="auto"/>
+        <w:ind w:left="720"/>
+      </w:pPr>
+      <w:r>
+        <w:rPr>
+          <w:lang w:val="sw_KE" w:bidi="sw_KE"/>
+        </w:rPr>
+      </w:r>
+      <w:r>
+        <w:rPr>
+          <w:lang w:val="sw_KE" w:bidi="sw_KE"/>
+        </w:rPr>
+        <w:t>Amosi 1:3</w:t>
+      </w:r>
+    </w:p>
+    <w:p>
+      <w:pPr>
+        <w:pStyle w:val="ListBullet"/>
+        <w:spacing w:line="240" w:lineRule="auto"/>
+        <w:ind w:left="720"/>
+      </w:pPr>
+      <w:r>
+        <w:rPr>
+          <w:lang w:val="sw_KE" w:bidi="sw_KE"/>
+        </w:rPr>
+      </w:r>
+      <w:r>
+        <w:rPr>
+          <w:lang w:val="sw_KE" w:bidi="sw_KE"/>
+        </w:rPr>
+        <w:t>Kumbukumbu la Torati 2:36–37</w:t>
+      </w:r>
+    </w:p>
+    <w:p>
+      <w:pPr>
+        <w:pStyle w:val="ListBullet"/>
+        <w:spacing w:line="240" w:lineRule="auto"/>
+        <w:ind w:left="720"/>
+      </w:pPr>
+      <w:r>
+        <w:rPr>
+          <w:lang w:val="sw_KE" w:bidi="sw_KE"/>
+        </w:rPr>
+      </w:r>
+      <w:r>
+        <w:rPr>
+          <w:lang w:val="sw_KE" w:bidi="sw_KE"/>
+        </w:rPr>
+        <w:t>Mwanzo 31:21</w:t>
+      </w:r>
+    </w:p>
+    <w:p>
+      <w:pPr>
+        <w:pStyle w:val="ListBullet"/>
+        <w:spacing w:line="240" w:lineRule="auto"/>
+        <w:ind w:left="720"/>
+      </w:pPr>
+      <w:r>
+        <w:rPr>
+          <w:lang w:val="sw_KE" w:bidi="sw_KE"/>
+        </w:rPr>
+      </w:r>
+      <w:r>
+        <w:rPr>
+          <w:lang w:val="sw_KE" w:bidi="sw_KE"/>
+        </w:rPr>
+        <w:t>Mwanzo 37:25–26</w:t>
+      </w:r>
     </w:p>
     <w:p>
       <w:pPr>
@@ -7598,90 +7058,66 @@
           <w:lang w:val="sw_KE" w:bidi="sw_KE"/>
         </w:rPr>
       </w:r>
-      <w:hyperlink r:id="rId103">
-        <w:r>
-          <w:rPr>
-            <w:lang w:val="sw_KE" w:bidi="sw_KE"/>
-          </w:rPr>
-          <w:rPr>
-            <w:color w:val="0000EE"/>
-            <w:u w:val="single"/>
-          </w:rPr>
-          <w:t>1 Samweli 7:15–17</w:t>
-        </w:r>
-      </w:hyperlink>
-    </w:p>
-    <w:p>
-      <w:pPr>
-        <w:pStyle w:val="ListBullet"/>
-        <w:spacing w:line="240" w:lineRule="auto"/>
-        <w:ind w:left="720"/>
-      </w:pPr>
-      <w:r>
-        <w:rPr>
-          <w:lang w:val="sw_KE" w:bidi="sw_KE"/>
-        </w:rPr>
-      </w:r>
-      <w:hyperlink r:id="rId104">
-        <w:r>
-          <w:rPr>
-            <w:lang w:val="sw_KE" w:bidi="sw_KE"/>
-          </w:rPr>
-          <w:rPr>
-            <w:color w:val="0000EE"/>
-            <w:u w:val="single"/>
-          </w:rPr>
-          <w:t>2 Wafalme 2:1–2</w:t>
-        </w:r>
-      </w:hyperlink>
-    </w:p>
-    <w:p>
-      <w:pPr>
-        <w:pStyle w:val="ListBullet"/>
-        <w:spacing w:line="240" w:lineRule="auto"/>
-        <w:ind w:left="720"/>
-      </w:pPr>
-      <w:r>
-        <w:rPr>
-          <w:lang w:val="sw_KE" w:bidi="sw_KE"/>
-        </w:rPr>
-      </w:r>
-      <w:hyperlink r:id="rId105">
-        <w:r>
-          <w:rPr>
-            <w:lang w:val="sw_KE" w:bidi="sw_KE"/>
-          </w:rPr>
-          <w:rPr>
-            <w:color w:val="0000EE"/>
-            <w:u w:val="single"/>
-          </w:rPr>
-          <w:t>Hosea 4:15</w:t>
-        </w:r>
-      </w:hyperlink>
-    </w:p>
-    <w:p>
-      <w:pPr>
-        <w:pStyle w:val="ListBullet"/>
-        <w:spacing w:line="240" w:lineRule="auto"/>
-        <w:ind w:left="720"/>
-      </w:pPr>
-      <w:r>
-        <w:rPr>
-          <w:lang w:val="sw_KE" w:bidi="sw_KE"/>
-        </w:rPr>
-      </w:r>
-      <w:hyperlink r:id="rId106">
-        <w:r>
-          <w:rPr>
-            <w:lang w:val="sw_KE" w:bidi="sw_KE"/>
-          </w:rPr>
-          <w:rPr>
-            <w:color w:val="0000EE"/>
-            <w:u w:val="single"/>
-          </w:rPr>
-          <w:t>Waamuzi 2:1</w:t>
-        </w:r>
-      </w:hyperlink>
+      <w:r>
+        <w:rPr>
+          <w:lang w:val="sw_KE" w:bidi="sw_KE"/>
+        </w:rPr>
+        <w:t>1 Samweli 7:15–17</w:t>
+      </w:r>
+    </w:p>
+    <w:p>
+      <w:pPr>
+        <w:pStyle w:val="ListBullet"/>
+        <w:spacing w:line="240" w:lineRule="auto"/>
+        <w:ind w:left="720"/>
+      </w:pPr>
+      <w:r>
+        <w:rPr>
+          <w:lang w:val="sw_KE" w:bidi="sw_KE"/>
+        </w:rPr>
+      </w:r>
+      <w:r>
+        <w:rPr>
+          <w:lang w:val="sw_KE" w:bidi="sw_KE"/>
+        </w:rPr>
+        <w:t>2 Wafalme 2:1–2</w:t>
+      </w:r>
+    </w:p>
+    <w:p>
+      <w:pPr>
+        <w:pStyle w:val="ListBullet"/>
+        <w:spacing w:line="240" w:lineRule="auto"/>
+        <w:ind w:left="720"/>
+      </w:pPr>
+      <w:r>
+        <w:rPr>
+          <w:lang w:val="sw_KE" w:bidi="sw_KE"/>
+        </w:rPr>
+      </w:r>
+      <w:r>
+        <w:rPr>
+          <w:lang w:val="sw_KE" w:bidi="sw_KE"/>
+        </w:rPr>
+        <w:t>Hosea 4:15</w:t>
+      </w:r>
+    </w:p>
+    <w:p>
+      <w:pPr>
+        <w:pStyle w:val="ListBullet"/>
+        <w:spacing w:line="240" w:lineRule="auto"/>
+        <w:ind w:left="720"/>
+      </w:pPr>
+      <w:r>
+        <w:rPr>
+          <w:lang w:val="sw_KE" w:bidi="sw_KE"/>
+        </w:rPr>
+      </w:r>
+      <w:r>
+        <w:rPr>
+          <w:lang w:val="sw_KE" w:bidi="sw_KE"/>
+        </w:rPr>
+        <w:t>Waamuzi 2:1</w:t>
+      </w:r>
     </w:p>
     <w:p>
       <w:pPr>
@@ -7891,42 +7327,30 @@
           <w:lang w:val="sw_KE" w:bidi="sw_KE"/>
         </w:rPr>
       </w:r>
-      <w:hyperlink r:id="rId107">
-        <w:r>
-          <w:rPr>
-            <w:lang w:val="sw_KE" w:bidi="sw_KE"/>
-          </w:rPr>
-          <w:rPr>
-            <w:color w:val="0000EE"/>
-            <w:u w:val="single"/>
-          </w:rPr>
-          <w:t>1 Petro 1:13</w:t>
-        </w:r>
-      </w:hyperlink>
-    </w:p>
-    <w:p>
-      <w:pPr>
-        <w:pStyle w:val="ListBullet"/>
-        <w:spacing w:line="240" w:lineRule="auto"/>
-        <w:ind w:left="720"/>
-      </w:pPr>
-      <w:r>
-        <w:rPr>
-          <w:lang w:val="sw_KE" w:bidi="sw_KE"/>
-        </w:rPr>
-      </w:r>
-      <w:hyperlink r:id="rId108">
-        <w:r>
-          <w:rPr>
-            <w:lang w:val="sw_KE" w:bidi="sw_KE"/>
-          </w:rPr>
-          <w:rPr>
-            <w:color w:val="0000EE"/>
-            <w:u w:val="single"/>
-          </w:rPr>
-          <w:t>Ayubu 38:3</w:t>
-        </w:r>
-      </w:hyperlink>
+      <w:r>
+        <w:rPr>
+          <w:lang w:val="sw_KE" w:bidi="sw_KE"/>
+        </w:rPr>
+        <w:t>1 Petro 1:13</w:t>
+      </w:r>
+    </w:p>
+    <w:p>
+      <w:pPr>
+        <w:pStyle w:val="ListBullet"/>
+        <w:spacing w:line="240" w:lineRule="auto"/>
+        <w:ind w:left="720"/>
+      </w:pPr>
+      <w:r>
+        <w:rPr>
+          <w:lang w:val="sw_KE" w:bidi="sw_KE"/>
+        </w:rPr>
+      </w:r>
+      <w:r>
+        <w:rPr>
+          <w:lang w:val="sw_KE" w:bidi="sw_KE"/>
+        </w:rPr>
+        <w:t>Ayubu 38:3</w:t>
+      </w:r>
     </w:p>
     <w:p>
       <w:pPr>
@@ -8144,66 +7568,48 @@
           <w:lang w:val="sw_KE" w:bidi="sw_KE"/>
         </w:rPr>
       </w:r>
-      <w:hyperlink r:id="rId109">
-        <w:r>
-          <w:rPr>
-            <w:lang w:val="sw_KE" w:bidi="sw_KE"/>
-          </w:rPr>
-          <w:rPr>
-            <w:color w:val="0000EE"/>
-            <w:u w:val="single"/>
-          </w:rPr>
-          <w:t>Yohana 19:17</w:t>
-        </w:r>
-      </w:hyperlink>
-    </w:p>
-    <w:p>
-      <w:pPr>
-        <w:pStyle w:val="ListBullet"/>
-        <w:spacing w:line="240" w:lineRule="auto"/>
-        <w:ind w:left="720"/>
-      </w:pPr>
-      <w:r>
-        <w:rPr>
-          <w:lang w:val="sw_KE" w:bidi="sw_KE"/>
-        </w:rPr>
-      </w:r>
-      <w:hyperlink r:id="rId110">
-        <w:r>
-          <w:rPr>
-            <w:lang w:val="sw_KE" w:bidi="sw_KE"/>
-          </w:rPr>
-          <w:rPr>
-            <w:color w:val="0000EE"/>
-            <w:u w:val="single"/>
-          </w:rPr>
-          <w:t>Marko 15:22</w:t>
-        </w:r>
-      </w:hyperlink>
-    </w:p>
-    <w:p>
-      <w:pPr>
-        <w:pStyle w:val="ListBullet"/>
-        <w:spacing w:line="240" w:lineRule="auto"/>
-        <w:ind w:left="720"/>
-      </w:pPr>
-      <w:r>
-        <w:rPr>
-          <w:lang w:val="sw_KE" w:bidi="sw_KE"/>
-        </w:rPr>
-      </w:r>
-      <w:hyperlink r:id="rId111">
-        <w:r>
-          <w:rPr>
-            <w:lang w:val="sw_KE" w:bidi="sw_KE"/>
-          </w:rPr>
-          <w:rPr>
-            <w:color w:val="0000EE"/>
-            <w:u w:val="single"/>
-          </w:rPr>
-          <w:t>Mathayo 27:33</w:t>
-        </w:r>
-      </w:hyperlink>
+      <w:r>
+        <w:rPr>
+          <w:lang w:val="sw_KE" w:bidi="sw_KE"/>
+        </w:rPr>
+        <w:t>Yohana 19:17</w:t>
+      </w:r>
+    </w:p>
+    <w:p>
+      <w:pPr>
+        <w:pStyle w:val="ListBullet"/>
+        <w:spacing w:line="240" w:lineRule="auto"/>
+        <w:ind w:left="720"/>
+      </w:pPr>
+      <w:r>
+        <w:rPr>
+          <w:lang w:val="sw_KE" w:bidi="sw_KE"/>
+        </w:rPr>
+      </w:r>
+      <w:r>
+        <w:rPr>
+          <w:lang w:val="sw_KE" w:bidi="sw_KE"/>
+        </w:rPr>
+        <w:t>Marko 15:22</w:t>
+      </w:r>
+    </w:p>
+    <w:p>
+      <w:pPr>
+        <w:pStyle w:val="ListBullet"/>
+        <w:spacing w:line="240" w:lineRule="auto"/>
+        <w:ind w:left="720"/>
+      </w:pPr>
+      <w:r>
+        <w:rPr>
+          <w:lang w:val="sw_KE" w:bidi="sw_KE"/>
+        </w:rPr>
+      </w:r>
+      <w:r>
+        <w:rPr>
+          <w:lang w:val="sw_KE" w:bidi="sw_KE"/>
+        </w:rPr>
+        <w:t>Mathayo 27:33</w:t>
+      </w:r>
     </w:p>
     <w:p>
       <w:pPr>
@@ -8421,90 +7827,66 @@
           <w:lang w:val="sw_KE" w:bidi="sw_KE"/>
         </w:rPr>
       </w:r>
-      <w:hyperlink r:id="rId112">
-        <w:r>
-          <w:rPr>
-            <w:lang w:val="sw_KE" w:bidi="sw_KE"/>
-          </w:rPr>
-          <w:rPr>
-            <w:color w:val="0000EE"/>
-            <w:u w:val="single"/>
-          </w:rPr>
-          <w:t>1 Mambo ya Nyakati 20:4–5</w:t>
-        </w:r>
-      </w:hyperlink>
-    </w:p>
-    <w:p>
-      <w:pPr>
-        <w:pStyle w:val="ListBullet"/>
-        <w:spacing w:line="240" w:lineRule="auto"/>
-        <w:ind w:left="720"/>
-      </w:pPr>
-      <w:r>
-        <w:rPr>
-          <w:lang w:val="sw_KE" w:bidi="sw_KE"/>
-        </w:rPr>
-      </w:r>
-      <w:hyperlink r:id="rId113">
-        <w:r>
-          <w:rPr>
-            <w:lang w:val="sw_KE" w:bidi="sw_KE"/>
-          </w:rPr>
-          <w:rPr>
-            <w:color w:val="0000EE"/>
-            <w:u w:val="single"/>
-          </w:rPr>
-          <w:t>1 Samweli 17:4–5</w:t>
-        </w:r>
-      </w:hyperlink>
-    </w:p>
-    <w:p>
-      <w:pPr>
-        <w:pStyle w:val="ListBullet"/>
-        <w:spacing w:line="240" w:lineRule="auto"/>
-        <w:ind w:left="720"/>
-      </w:pPr>
-      <w:r>
-        <w:rPr>
-          <w:lang w:val="sw_KE" w:bidi="sw_KE"/>
-        </w:rPr>
-      </w:r>
-      <w:hyperlink r:id="rId114">
-        <w:r>
-          <w:rPr>
-            <w:lang w:val="sw_KE" w:bidi="sw_KE"/>
-          </w:rPr>
-          <w:rPr>
-            <w:color w:val="0000EE"/>
-            <w:u w:val="single"/>
-          </w:rPr>
-          <w:t>1 Samweli 21:8–9</w:t>
-        </w:r>
-      </w:hyperlink>
-    </w:p>
-    <w:p>
-      <w:pPr>
-        <w:pStyle w:val="ListBullet"/>
-        <w:spacing w:line="240" w:lineRule="auto"/>
-        <w:ind w:left="720"/>
-      </w:pPr>
-      <w:r>
-        <w:rPr>
-          <w:lang w:val="sw_KE" w:bidi="sw_KE"/>
-        </w:rPr>
-      </w:r>
-      <w:hyperlink r:id="rId115">
-        <w:r>
-          <w:rPr>
-            <w:lang w:val="sw_KE" w:bidi="sw_KE"/>
-          </w:rPr>
-          <w:rPr>
-            <w:color w:val="0000EE"/>
-            <w:u w:val="single"/>
-          </w:rPr>
-          <w:t>1 Samweli 22:9–10</w:t>
-        </w:r>
-      </w:hyperlink>
+      <w:r>
+        <w:rPr>
+          <w:lang w:val="sw_KE" w:bidi="sw_KE"/>
+        </w:rPr>
+        <w:t>1 Mambo ya Nyakati 20:4–5</w:t>
+      </w:r>
+    </w:p>
+    <w:p>
+      <w:pPr>
+        <w:pStyle w:val="ListBullet"/>
+        <w:spacing w:line="240" w:lineRule="auto"/>
+        <w:ind w:left="720"/>
+      </w:pPr>
+      <w:r>
+        <w:rPr>
+          <w:lang w:val="sw_KE" w:bidi="sw_KE"/>
+        </w:rPr>
+      </w:r>
+      <w:r>
+        <w:rPr>
+          <w:lang w:val="sw_KE" w:bidi="sw_KE"/>
+        </w:rPr>
+        <w:t>1 Samweli 17:4–5</w:t>
+      </w:r>
+    </w:p>
+    <w:p>
+      <w:pPr>
+        <w:pStyle w:val="ListBullet"/>
+        <w:spacing w:line="240" w:lineRule="auto"/>
+        <w:ind w:left="720"/>
+      </w:pPr>
+      <w:r>
+        <w:rPr>
+          <w:lang w:val="sw_KE" w:bidi="sw_KE"/>
+        </w:rPr>
+      </w:r>
+      <w:r>
+        <w:rPr>
+          <w:lang w:val="sw_KE" w:bidi="sw_KE"/>
+        </w:rPr>
+        <w:t>1 Samweli 21:8–9</w:t>
+      </w:r>
+    </w:p>
+    <w:p>
+      <w:pPr>
+        <w:pStyle w:val="ListBullet"/>
+        <w:spacing w:line="240" w:lineRule="auto"/>
+        <w:ind w:left="720"/>
+      </w:pPr>
+      <w:r>
+        <w:rPr>
+          <w:lang w:val="sw_KE" w:bidi="sw_KE"/>
+        </w:rPr>
+      </w:r>
+      <w:r>
+        <w:rPr>
+          <w:lang w:val="sw_KE" w:bidi="sw_KE"/>
+        </w:rPr>
+        <w:t>1 Samweli 22:9–10</w:t>
+      </w:r>
     </w:p>
     <w:p>
       <w:pPr>
@@ -8745,90 +8127,66 @@
           <w:lang w:val="sw_KE" w:bidi="sw_KE"/>
         </w:rPr>
       </w:r>
-      <w:hyperlink r:id="rId116">
-        <w:r>
-          <w:rPr>
-            <w:lang w:val="sw_KE" w:bidi="sw_KE"/>
-          </w:rPr>
-          <w:rPr>
-            <w:color w:val="0000EE"/>
-            <w:u w:val="single"/>
-          </w:rPr>
-          <w:t>Yeremia 29:3</w:t>
-        </w:r>
-      </w:hyperlink>
-    </w:p>
-    <w:p>
-      <w:pPr>
-        <w:pStyle w:val="ListBullet"/>
-        <w:spacing w:line="240" w:lineRule="auto"/>
-        <w:ind w:left="720"/>
-      </w:pPr>
-      <w:r>
-        <w:rPr>
-          <w:lang w:val="sw_KE" w:bidi="sw_KE"/>
-        </w:rPr>
-      </w:r>
-      <w:hyperlink r:id="rId117">
-        <w:r>
-          <w:rPr>
-            <w:lang w:val="sw_KE" w:bidi="sw_KE"/>
-          </w:rPr>
-          <w:rPr>
-            <w:color w:val="0000EE"/>
-            <w:u w:val="single"/>
-          </w:rPr>
-          <w:t>Luka 4:17</w:t>
-        </w:r>
-      </w:hyperlink>
-    </w:p>
-    <w:p>
-      <w:pPr>
-        <w:pStyle w:val="ListBullet"/>
-        <w:spacing w:line="240" w:lineRule="auto"/>
-        <w:ind w:left="720"/>
-      </w:pPr>
-      <w:r>
-        <w:rPr>
-          <w:lang w:val="sw_KE" w:bidi="sw_KE"/>
-        </w:rPr>
-      </w:r>
-      <w:hyperlink r:id="rId118">
-        <w:r>
-          <w:rPr>
-            <w:lang w:val="sw_KE" w:bidi="sw_KE"/>
-          </w:rPr>
-          <w:rPr>
-            <w:color w:val="0000EE"/>
-            <w:u w:val="single"/>
-          </w:rPr>
-          <w:t>Hesabu 21:14–15</w:t>
-        </w:r>
-      </w:hyperlink>
-    </w:p>
-    <w:p>
-      <w:pPr>
-        <w:pStyle w:val="ListBullet"/>
-        <w:spacing w:line="240" w:lineRule="auto"/>
-        <w:ind w:left="720"/>
-      </w:pPr>
-      <w:r>
-        <w:rPr>
-          <w:lang w:val="sw_KE" w:bidi="sw_KE"/>
-        </w:rPr>
-      </w:r>
-      <w:hyperlink r:id="rId119">
-        <w:r>
-          <w:rPr>
-            <w:lang w:val="sw_KE" w:bidi="sw_KE"/>
-          </w:rPr>
-          <w:rPr>
-            <w:color w:val="0000EE"/>
-            <w:u w:val="single"/>
-          </w:rPr>
-          <w:t>Ufunuo 5:2</w:t>
-        </w:r>
-      </w:hyperlink>
+      <w:r>
+        <w:rPr>
+          <w:lang w:val="sw_KE" w:bidi="sw_KE"/>
+        </w:rPr>
+        <w:t>Yeremia 29:3</w:t>
+      </w:r>
+    </w:p>
+    <w:p>
+      <w:pPr>
+        <w:pStyle w:val="ListBullet"/>
+        <w:spacing w:line="240" w:lineRule="auto"/>
+        <w:ind w:left="720"/>
+      </w:pPr>
+      <w:r>
+        <w:rPr>
+          <w:lang w:val="sw_KE" w:bidi="sw_KE"/>
+        </w:rPr>
+      </w:r>
+      <w:r>
+        <w:rPr>
+          <w:lang w:val="sw_KE" w:bidi="sw_KE"/>
+        </w:rPr>
+        <w:t>Luka 4:17</w:t>
+      </w:r>
+    </w:p>
+    <w:p>
+      <w:pPr>
+        <w:pStyle w:val="ListBullet"/>
+        <w:spacing w:line="240" w:lineRule="auto"/>
+        <w:ind w:left="720"/>
+      </w:pPr>
+      <w:r>
+        <w:rPr>
+          <w:lang w:val="sw_KE" w:bidi="sw_KE"/>
+        </w:rPr>
+      </w:r>
+      <w:r>
+        <w:rPr>
+          <w:lang w:val="sw_KE" w:bidi="sw_KE"/>
+        </w:rPr>
+        <w:t>Hesabu 21:14–15</w:t>
+      </w:r>
+    </w:p>
+    <w:p>
+      <w:pPr>
+        <w:pStyle w:val="ListBullet"/>
+        <w:spacing w:line="240" w:lineRule="auto"/>
+        <w:ind w:left="720"/>
+      </w:pPr>
+      <w:r>
+        <w:rPr>
+          <w:lang w:val="sw_KE" w:bidi="sw_KE"/>
+        </w:rPr>
+      </w:r>
+      <w:r>
+        <w:rPr>
+          <w:lang w:val="sw_KE" w:bidi="sw_KE"/>
+        </w:rPr>
+        <w:t>Ufunuo 5:2</w:t>
+      </w:r>
     </w:p>
     <w:p>
       <w:pPr>
@@ -9100,138 +8458,102 @@
           <w:lang w:val="sw_KE" w:bidi="sw_KE"/>
         </w:rPr>
       </w:r>
-      <w:hyperlink r:id="rId120">
-        <w:r>
-          <w:rPr>
-            <w:lang w:val="sw_KE" w:bidi="sw_KE"/>
-          </w:rPr>
-          <w:rPr>
-            <w:color w:val="0000EE"/>
-            <w:u w:val="single"/>
-          </w:rPr>
-          <w:t>2 Petro 2:6</w:t>
-        </w:r>
-      </w:hyperlink>
-    </w:p>
-    <w:p>
-      <w:pPr>
-        <w:pStyle w:val="ListBullet"/>
-        <w:spacing w:line="240" w:lineRule="auto"/>
-        <w:ind w:left="720"/>
-      </w:pPr>
-      <w:r>
-        <w:rPr>
-          <w:lang w:val="sw_KE" w:bidi="sw_KE"/>
-        </w:rPr>
-      </w:r>
-      <w:hyperlink r:id="rId54">
-        <w:r>
-          <w:rPr>
-            <w:lang w:val="sw_KE" w:bidi="sw_KE"/>
-          </w:rPr>
-          <w:rPr>
-            <w:color w:val="0000EE"/>
-            <w:u w:val="single"/>
-          </w:rPr>
-          <w:t>Mwanzo 10:19</w:t>
-        </w:r>
-      </w:hyperlink>
-    </w:p>
-    <w:p>
-      <w:pPr>
-        <w:pStyle w:val="ListBullet"/>
-        <w:spacing w:line="240" w:lineRule="auto"/>
-        <w:ind w:left="720"/>
-      </w:pPr>
-      <w:r>
-        <w:rPr>
-          <w:lang w:val="sw_KE" w:bidi="sw_KE"/>
-        </w:rPr>
-      </w:r>
-      <w:hyperlink r:id="rId121">
-        <w:r>
-          <w:rPr>
-            <w:lang w:val="sw_KE" w:bidi="sw_KE"/>
-          </w:rPr>
-          <w:rPr>
-            <w:color w:val="0000EE"/>
-            <w:u w:val="single"/>
-          </w:rPr>
-          <w:t>Mwanzo 14:1–2</w:t>
-        </w:r>
-      </w:hyperlink>
-    </w:p>
-    <w:p>
-      <w:pPr>
-        <w:pStyle w:val="ListBullet"/>
-        <w:spacing w:line="240" w:lineRule="auto"/>
-        <w:ind w:left="720"/>
-      </w:pPr>
-      <w:r>
-        <w:rPr>
-          <w:lang w:val="sw_KE" w:bidi="sw_KE"/>
-        </w:rPr>
-      </w:r>
-      <w:hyperlink r:id="rId122">
-        <w:r>
-          <w:rPr>
-            <w:lang w:val="sw_KE" w:bidi="sw_KE"/>
-          </w:rPr>
-          <w:rPr>
-            <w:color w:val="0000EE"/>
-            <w:u w:val="single"/>
-          </w:rPr>
-          <w:t>Mwanzo 18:21</w:t>
-        </w:r>
-      </w:hyperlink>
-    </w:p>
-    <w:p>
-      <w:pPr>
-        <w:pStyle w:val="ListBullet"/>
-        <w:spacing w:line="240" w:lineRule="auto"/>
-        <w:ind w:left="720"/>
-      </w:pPr>
-      <w:r>
-        <w:rPr>
-          <w:lang w:val="sw_KE" w:bidi="sw_KE"/>
-        </w:rPr>
-      </w:r>
-      <w:hyperlink r:id="rId123">
-        <w:r>
-          <w:rPr>
-            <w:lang w:val="sw_KE" w:bidi="sw_KE"/>
-          </w:rPr>
-          <w:rPr>
-            <w:color w:val="0000EE"/>
-            <w:u w:val="single"/>
-          </w:rPr>
-          <w:t>Isaya 1:9</w:t>
-        </w:r>
-      </w:hyperlink>
-    </w:p>
-    <w:p>
-      <w:pPr>
-        <w:pStyle w:val="ListBullet"/>
-        <w:spacing w:line="240" w:lineRule="auto"/>
-        <w:ind w:left="720"/>
-      </w:pPr>
-      <w:r>
-        <w:rPr>
-          <w:lang w:val="sw_KE" w:bidi="sw_KE"/>
-        </w:rPr>
-      </w:r>
-      <w:hyperlink r:id="rId124">
-        <w:r>
-          <w:rPr>
-            <w:lang w:val="sw_KE" w:bidi="sw_KE"/>
-          </w:rPr>
-          <w:rPr>
-            <w:color w:val="0000EE"/>
-            <w:u w:val="single"/>
-          </w:rPr>
-          <w:t>Mathayo 10:15</w:t>
-        </w:r>
-      </w:hyperlink>
+      <w:r>
+        <w:rPr>
+          <w:lang w:val="sw_KE" w:bidi="sw_KE"/>
+        </w:rPr>
+        <w:t>2 Petro 2:6</w:t>
+      </w:r>
+    </w:p>
+    <w:p>
+      <w:pPr>
+        <w:pStyle w:val="ListBullet"/>
+        <w:spacing w:line="240" w:lineRule="auto"/>
+        <w:ind w:left="720"/>
+      </w:pPr>
+      <w:r>
+        <w:rPr>
+          <w:lang w:val="sw_KE" w:bidi="sw_KE"/>
+        </w:rPr>
+      </w:r>
+      <w:r>
+        <w:rPr>
+          <w:lang w:val="sw_KE" w:bidi="sw_KE"/>
+        </w:rPr>
+        <w:t>Mwanzo 10:19</w:t>
+      </w:r>
+    </w:p>
+    <w:p>
+      <w:pPr>
+        <w:pStyle w:val="ListBullet"/>
+        <w:spacing w:line="240" w:lineRule="auto"/>
+        <w:ind w:left="720"/>
+      </w:pPr>
+      <w:r>
+        <w:rPr>
+          <w:lang w:val="sw_KE" w:bidi="sw_KE"/>
+        </w:rPr>
+      </w:r>
+      <w:r>
+        <w:rPr>
+          <w:lang w:val="sw_KE" w:bidi="sw_KE"/>
+        </w:rPr>
+        <w:t>Mwanzo 14:1–2</w:t>
+      </w:r>
+    </w:p>
+    <w:p>
+      <w:pPr>
+        <w:pStyle w:val="ListBullet"/>
+        <w:spacing w:line="240" w:lineRule="auto"/>
+        <w:ind w:left="720"/>
+      </w:pPr>
+      <w:r>
+        <w:rPr>
+          <w:lang w:val="sw_KE" w:bidi="sw_KE"/>
+        </w:rPr>
+      </w:r>
+      <w:r>
+        <w:rPr>
+          <w:lang w:val="sw_KE" w:bidi="sw_KE"/>
+        </w:rPr>
+        <w:t>Mwanzo 18:21</w:t>
+      </w:r>
+    </w:p>
+    <w:p>
+      <w:pPr>
+        <w:pStyle w:val="ListBullet"/>
+        <w:spacing w:line="240" w:lineRule="auto"/>
+        <w:ind w:left="720"/>
+      </w:pPr>
+      <w:r>
+        <w:rPr>
+          <w:lang w:val="sw_KE" w:bidi="sw_KE"/>
+        </w:rPr>
+      </w:r>
+      <w:r>
+        <w:rPr>
+          <w:lang w:val="sw_KE" w:bidi="sw_KE"/>
+        </w:rPr>
+        <w:t>Isaya 1:9</w:t>
+      </w:r>
+    </w:p>
+    <w:p>
+      <w:pPr>
+        <w:pStyle w:val="ListBullet"/>
+        <w:spacing w:line="240" w:lineRule="auto"/>
+        <w:ind w:left="720"/>
+      </w:pPr>
+      <w:r>
+        <w:rPr>
+          <w:lang w:val="sw_KE" w:bidi="sw_KE"/>
+        </w:rPr>
+      </w:r>
+      <w:r>
+        <w:rPr>
+          <w:lang w:val="sw_KE" w:bidi="sw_KE"/>
+        </w:rPr>
+        <w:t>Mathayo 10:15</w:t>
+      </w:r>
     </w:p>
     <w:p>
       <w:pPr>
@@ -9473,114 +8795,84 @@
           <w:lang w:val="sw_KE" w:bidi="sw_KE"/>
         </w:rPr>
       </w:r>
-      <w:hyperlink r:id="rId125">
-        <w:r>
-          <w:rPr>
-            <w:lang w:val="sw_KE" w:bidi="sw_KE"/>
-          </w:rPr>
-          <w:rPr>
-            <w:color w:val="0000EE"/>
-            <w:u w:val="single"/>
-          </w:rPr>
-          <w:t>Kutoka 8:22–24</w:t>
-        </w:r>
-      </w:hyperlink>
-    </w:p>
-    <w:p>
-      <w:pPr>
-        <w:pStyle w:val="ListBullet"/>
-        <w:spacing w:line="240" w:lineRule="auto"/>
-        <w:ind w:left="720"/>
-      </w:pPr>
-      <w:r>
-        <w:rPr>
-          <w:lang w:val="sw_KE" w:bidi="sw_KE"/>
-        </w:rPr>
-      </w:r>
-      <w:hyperlink r:id="rId126">
-        <w:r>
-          <w:rPr>
-            <w:lang w:val="sw_KE" w:bidi="sw_KE"/>
-          </w:rPr>
-          <w:rPr>
-            <w:color w:val="0000EE"/>
-            <w:u w:val="single"/>
-          </w:rPr>
-          <w:t>Mwanzo 45:11</w:t>
-        </w:r>
-      </w:hyperlink>
-    </w:p>
-    <w:p>
-      <w:pPr>
-        <w:pStyle w:val="ListBullet"/>
-        <w:spacing w:line="240" w:lineRule="auto"/>
-        <w:ind w:left="720"/>
-      </w:pPr>
-      <w:r>
-        <w:rPr>
-          <w:lang w:val="sw_KE" w:bidi="sw_KE"/>
-        </w:rPr>
-      </w:r>
-      <w:hyperlink r:id="rId127">
-        <w:r>
-          <w:rPr>
-            <w:lang w:val="sw_KE" w:bidi="sw_KE"/>
-          </w:rPr>
-          <w:rPr>
-            <w:color w:val="0000EE"/>
-            <w:u w:val="single"/>
-          </w:rPr>
-          <w:t>Mwanzo 47:2</w:t>
-        </w:r>
-      </w:hyperlink>
-    </w:p>
-    <w:p>
-      <w:pPr>
-        <w:pStyle w:val="ListBullet"/>
-        <w:spacing w:line="240" w:lineRule="auto"/>
-        <w:ind w:left="720"/>
-      </w:pPr>
-      <w:r>
-        <w:rPr>
-          <w:lang w:val="sw_KE" w:bidi="sw_KE"/>
-        </w:rPr>
-      </w:r>
-      <w:hyperlink r:id="rId128">
-        <w:r>
-          <w:rPr>
-            <w:lang w:val="sw_KE" w:bidi="sw_KE"/>
-          </w:rPr>
-          <w:rPr>
-            <w:color w:val="0000EE"/>
-            <w:u w:val="single"/>
-          </w:rPr>
-          <w:t>Mwanzo 50:7–9</w:t>
-        </w:r>
-      </w:hyperlink>
-    </w:p>
-    <w:p>
-      <w:pPr>
-        <w:pStyle w:val="ListBullet"/>
-        <w:spacing w:line="240" w:lineRule="auto"/>
-        <w:ind w:left="720"/>
-      </w:pPr>
-      <w:r>
-        <w:rPr>
-          <w:lang w:val="sw_KE" w:bidi="sw_KE"/>
-        </w:rPr>
-      </w:r>
-      <w:hyperlink r:id="rId55">
-        <w:r>
-          <w:rPr>
-            <w:lang w:val="sw_KE" w:bidi="sw_KE"/>
-          </w:rPr>
-          <w:rPr>
-            <w:color w:val="0000EE"/>
-            <w:u w:val="single"/>
-          </w:rPr>
-          <w:t>Yoshua 10:40–41</w:t>
-        </w:r>
-      </w:hyperlink>
+      <w:r>
+        <w:rPr>
+          <w:lang w:val="sw_KE" w:bidi="sw_KE"/>
+        </w:rPr>
+        <w:t>Kutoka 8:22–24</w:t>
+      </w:r>
+    </w:p>
+    <w:p>
+      <w:pPr>
+        <w:pStyle w:val="ListBullet"/>
+        <w:spacing w:line="240" w:lineRule="auto"/>
+        <w:ind w:left="720"/>
+      </w:pPr>
+      <w:r>
+        <w:rPr>
+          <w:lang w:val="sw_KE" w:bidi="sw_KE"/>
+        </w:rPr>
+      </w:r>
+      <w:r>
+        <w:rPr>
+          <w:lang w:val="sw_KE" w:bidi="sw_KE"/>
+        </w:rPr>
+        <w:t>Mwanzo 45:11</w:t>
+      </w:r>
+    </w:p>
+    <w:p>
+      <w:pPr>
+        <w:pStyle w:val="ListBullet"/>
+        <w:spacing w:line="240" w:lineRule="auto"/>
+        <w:ind w:left="720"/>
+      </w:pPr>
+      <w:r>
+        <w:rPr>
+          <w:lang w:val="sw_KE" w:bidi="sw_KE"/>
+        </w:rPr>
+      </w:r>
+      <w:r>
+        <w:rPr>
+          <w:lang w:val="sw_KE" w:bidi="sw_KE"/>
+        </w:rPr>
+        <w:t>Mwanzo 47:2</w:t>
+      </w:r>
+    </w:p>
+    <w:p>
+      <w:pPr>
+        <w:pStyle w:val="ListBullet"/>
+        <w:spacing w:line="240" w:lineRule="auto"/>
+        <w:ind w:left="720"/>
+      </w:pPr>
+      <w:r>
+        <w:rPr>
+          <w:lang w:val="sw_KE" w:bidi="sw_KE"/>
+        </w:rPr>
+      </w:r>
+      <w:r>
+        <w:rPr>
+          <w:lang w:val="sw_KE" w:bidi="sw_KE"/>
+        </w:rPr>
+        <w:t>Mwanzo 50:7–9</w:t>
+      </w:r>
+    </w:p>
+    <w:p>
+      <w:pPr>
+        <w:pStyle w:val="ListBullet"/>
+        <w:spacing w:line="240" w:lineRule="auto"/>
+        <w:ind w:left="720"/>
+      </w:pPr>
+      <w:r>
+        <w:rPr>
+          <w:lang w:val="sw_KE" w:bidi="sw_KE"/>
+        </w:rPr>
+      </w:r>
+      <w:r>
+        <w:rPr>
+          <w:lang w:val="sw_KE" w:bidi="sw_KE"/>
+        </w:rPr>
+        <w:t>Yoshua 10:40–41</w:t>
+      </w:r>
     </w:p>
     <w:p>
       <w:pPr>

--- a/swh/docx/008.content.docx
+++ b/swh/docx/008.content.docx
@@ -1061,19 +1061,7 @@
         <w:rPr>
           <w:lang w:val="sw_KE" w:bidi="sw_KE"/>
         </w:rPr>
-        <w:t xml:space="preserve">, </w:t>
-      </w:r>
-      <w:r>
-        <w:rPr>
-          <w:lang w:val="sw_KE" w:bidi="sw_KE"/>
-        </w:rPr>
-        <w:t>vitendo</w:t>
-      </w:r>
-      <w:r>
-        <w:rPr>
-          <w:lang w:val="sw_KE" w:bidi="sw_KE"/>
-        </w:rPr>
-        <w:t>)</w:t>
+        <w:t>, vitendo)</w:t>
       </w:r>
     </w:p>
     <w:p>
@@ -2677,19 +2665,7 @@
         <w:rPr>
           <w:lang w:val="sw_KE" w:bidi="sw_KE"/>
         </w:rPr>
-        <w:t xml:space="preserve">, </w:t>
-      </w:r>
-      <w:r>
-        <w:rPr>
-          <w:lang w:val="sw_KE" w:bidi="sw_KE"/>
-        </w:rPr>
-        <w:t>nguvu</w:t>
-      </w:r>
-      <w:r>
-        <w:rPr>
-          <w:lang w:val="sw_KE" w:bidi="sw_KE"/>
-        </w:rPr>
-        <w:t xml:space="preserve">, </w:t>
+        <w:t xml:space="preserve">, nguvu, </w:t>
       </w:r>
       <w:r>
         <w:rPr>
@@ -6000,31 +5976,7 @@
         <w:rPr>
           <w:lang w:val="sw_KE" w:bidi="sw_KE"/>
         </w:rPr>
-        <w:t xml:space="preserve">, </w:t>
-      </w:r>
-      <w:r>
-        <w:rPr>
-          <w:lang w:val="sw_KE" w:bidi="sw_KE"/>
-        </w:rPr>
-        <w:t>Ashera</w:t>
-      </w:r>
-      <w:r>
-        <w:rPr>
-          <w:lang w:val="sw_KE" w:bidi="sw_KE"/>
-        </w:rPr>
-        <w:t xml:space="preserve">, </w:t>
-      </w:r>
-      <w:r>
-        <w:rPr>
-          <w:lang w:val="sw_KE" w:bidi="sw_KE"/>
-        </w:rPr>
-        <w:t>komboa</w:t>
-      </w:r>
-      <w:r>
-        <w:rPr>
-          <w:lang w:val="sw_KE" w:bidi="sw_KE"/>
-        </w:rPr>
-        <w:t xml:space="preserve">, </w:t>
+        <w:t xml:space="preserve">, Ashera, komboa, </w:t>
       </w:r>
       <w:r>
         <w:rPr>
@@ -9128,19 +9080,7 @@
         <w:rPr>
           <w:lang w:val="sw_KE" w:bidi="sw_KE"/>
         </w:rPr>
-        <w:t xml:space="preserve">(Tazama pia: </w:t>
-      </w:r>
-      <w:r>
-        <w:rPr>
-          <w:lang w:val="sw_KE" w:bidi="sw_KE"/>
-        </w:rPr>
-        <w:t>maumivu ya leba</w:t>
-      </w:r>
-      <w:r>
-        <w:rPr>
-          <w:lang w:val="sw_KE" w:bidi="sw_KE"/>
-        </w:rPr>
-        <w:t>)</w:t>
+        <w:t>(Tazama pia: maumivu ya leba)</w:t>
       </w:r>
     </w:p>
     <w:p>
